--- a/шаблон.docx
+++ b/шаблон.docx
@@ -5833,16 +5833,15 @@
             <w:pPr>
               <w:pStyle w:val="TableParagraph"/>
               <w:spacing w:before="47" w:line="210" w:lineRule="exact"/>
-              <w:ind w:left="231"/>
-              <w:jc w:val="center"/>
-              <w:rPr>
-                <w:sz w:val="20"/>
-              </w:rPr>
-            </w:pPr>
-            <w:r>
-              <w:rPr>
-                <w:spacing w:val="-10"/>
-                <w:sz w:val="20"/>
+              <w:jc w:val="center"/>
+              <w:rPr>
+                <w:sz w:val="18"/>
+              </w:rPr>
+            </w:pPr>
+            <w:r>
+              <w:rPr>
+                <w:spacing w:val="-10"/>
+                <w:sz w:val="18"/>
               </w:rPr>
               <w:t>{вибуття1}</w:t>
             </w:r>
@@ -5856,16 +5855,15 @@
             <w:pPr>
               <w:pStyle w:val="TableParagraph"/>
               <w:spacing w:before="47" w:line="210" w:lineRule="exact"/>
-              <w:ind w:right="65"/>
-              <w:jc w:val="center"/>
-              <w:rPr>
-                <w:sz w:val="20"/>
-              </w:rPr>
-            </w:pPr>
-            <w:r>
-              <w:rPr>
-                <w:spacing w:val="-10"/>
-                <w:sz w:val="20"/>
+              <w:jc w:val="center"/>
+              <w:rPr>
+                <w:sz w:val="18"/>
+              </w:rPr>
+            </w:pPr>
+            <w:r>
+              <w:rPr>
+                <w:spacing w:val="-10"/>
+                <w:sz w:val="18"/>
               </w:rPr>
               <w:t>{прибуття1}</w:t>
             </w:r>
@@ -6154,16 +6152,15 @@
             <w:pPr>
               <w:pStyle w:val="TableParagraph"/>
               <w:spacing w:before="47" w:line="210" w:lineRule="exact"/>
-              <w:ind w:left="231"/>
-              <w:jc w:val="center"/>
-              <w:rPr>
-                <w:sz w:val="20"/>
-              </w:rPr>
-            </w:pPr>
-            <w:r>
-              <w:rPr>
-                <w:spacing w:val="-10"/>
-                <w:sz w:val="20"/>
+              <w:jc w:val="center"/>
+              <w:rPr>
+                <w:sz w:val="18"/>
+              </w:rPr>
+            </w:pPr>
+            <w:r>
+              <w:rPr>
+                <w:spacing w:val="-10"/>
+                <w:sz w:val="18"/>
               </w:rPr>
               <w:t>{вибуття2}</w:t>
             </w:r>
@@ -6177,16 +6174,15 @@
             <w:pPr>
               <w:pStyle w:val="TableParagraph"/>
               <w:spacing w:before="47" w:line="210" w:lineRule="exact"/>
-              <w:ind w:right="65"/>
-              <w:jc w:val="center"/>
-              <w:rPr>
-                <w:sz w:val="20"/>
-              </w:rPr>
-            </w:pPr>
-            <w:r>
-              <w:rPr>
-                <w:spacing w:val="-10"/>
-                <w:sz w:val="20"/>
+              <w:jc w:val="center"/>
+              <w:rPr>
+                <w:sz w:val="18"/>
+              </w:rPr>
+            </w:pPr>
+            <w:r>
+              <w:rPr>
+                <w:spacing w:val="-10"/>
+                <w:sz w:val="18"/>
               </w:rPr>
               <w:t>{прибуття2}</w:t>
             </w:r>
@@ -6475,16 +6471,15 @@
             <w:pPr>
               <w:pStyle w:val="TableParagraph"/>
               <w:spacing w:before="47" w:line="210" w:lineRule="exact"/>
-              <w:ind w:left="231"/>
-              <w:jc w:val="center"/>
-              <w:rPr>
-                <w:sz w:val="20"/>
-              </w:rPr>
-            </w:pPr>
-            <w:r>
-              <w:rPr>
-                <w:spacing w:val="-10"/>
-                <w:sz w:val="20"/>
+              <w:jc w:val="center"/>
+              <w:rPr>
+                <w:sz w:val="18"/>
+              </w:rPr>
+            </w:pPr>
+            <w:r>
+              <w:rPr>
+                <w:spacing w:val="-10"/>
+                <w:sz w:val="18"/>
               </w:rPr>
               <w:t>{вибуття3}</w:t>
             </w:r>
@@ -6498,16 +6493,15 @@
             <w:pPr>
               <w:pStyle w:val="TableParagraph"/>
               <w:spacing w:before="47" w:line="210" w:lineRule="exact"/>
-              <w:ind w:right="65"/>
-              <w:jc w:val="center"/>
-              <w:rPr>
-                <w:sz w:val="20"/>
-              </w:rPr>
-            </w:pPr>
-            <w:r>
-              <w:rPr>
-                <w:spacing w:val="-10"/>
-                <w:sz w:val="20"/>
+              <w:jc w:val="center"/>
+              <w:rPr>
+                <w:sz w:val="18"/>
+              </w:rPr>
+            </w:pPr>
+            <w:r>
+              <w:rPr>
+                <w:spacing w:val="-10"/>
+                <w:sz w:val="18"/>
               </w:rPr>
               <w:t>{прибуття3}</w:t>
             </w:r>
@@ -6796,16 +6790,15 @@
             <w:pPr>
               <w:pStyle w:val="TableParagraph"/>
               <w:spacing w:before="47" w:line="210" w:lineRule="exact"/>
-              <w:ind w:left="231"/>
-              <w:jc w:val="center"/>
-              <w:rPr>
-                <w:sz w:val="20"/>
-              </w:rPr>
-            </w:pPr>
-            <w:r>
-              <w:rPr>
-                <w:spacing w:val="-10"/>
-                <w:sz w:val="20"/>
+              <w:jc w:val="center"/>
+              <w:rPr>
+                <w:sz w:val="18"/>
+              </w:rPr>
+            </w:pPr>
+            <w:r>
+              <w:rPr>
+                <w:spacing w:val="-10"/>
+                <w:sz w:val="18"/>
               </w:rPr>
               <w:t>{вибуття4}</w:t>
             </w:r>
@@ -6819,16 +6812,15 @@
             <w:pPr>
               <w:pStyle w:val="TableParagraph"/>
               <w:spacing w:before="47" w:line="210" w:lineRule="exact"/>
-              <w:ind w:right="65"/>
-              <w:jc w:val="center"/>
-              <w:rPr>
-                <w:sz w:val="20"/>
-              </w:rPr>
-            </w:pPr>
-            <w:r>
-              <w:rPr>
-                <w:spacing w:val="-10"/>
-                <w:sz w:val="20"/>
+              <w:jc w:val="center"/>
+              <w:rPr>
+                <w:sz w:val="18"/>
+              </w:rPr>
+            </w:pPr>
+            <w:r>
+              <w:rPr>
+                <w:spacing w:val="-10"/>
+                <w:sz w:val="18"/>
               </w:rPr>
               <w:t>{прибуття4}</w:t>
             </w:r>
@@ -7117,16 +7109,15 @@
             <w:pPr>
               <w:pStyle w:val="TableParagraph"/>
               <w:spacing w:before="47" w:line="210" w:lineRule="exact"/>
-              <w:ind w:left="231"/>
-              <w:jc w:val="center"/>
-              <w:rPr>
-                <w:sz w:val="20"/>
-              </w:rPr>
-            </w:pPr>
-            <w:r>
-              <w:rPr>
-                <w:spacing w:val="-10"/>
-                <w:sz w:val="20"/>
+              <w:jc w:val="center"/>
+              <w:rPr>
+                <w:sz w:val="18"/>
+              </w:rPr>
+            </w:pPr>
+            <w:r>
+              <w:rPr>
+                <w:spacing w:val="-10"/>
+                <w:sz w:val="18"/>
               </w:rPr>
               <w:t>{вибуття5}</w:t>
             </w:r>
@@ -7140,16 +7131,15 @@
             <w:pPr>
               <w:pStyle w:val="TableParagraph"/>
               <w:spacing w:before="47" w:line="210" w:lineRule="exact"/>
-              <w:ind w:right="65"/>
-              <w:jc w:val="center"/>
-              <w:rPr>
-                <w:sz w:val="20"/>
-              </w:rPr>
-            </w:pPr>
-            <w:r>
-              <w:rPr>
-                <w:spacing w:val="-10"/>
-                <w:sz w:val="20"/>
+              <w:jc w:val="center"/>
+              <w:rPr>
+                <w:sz w:val="18"/>
+              </w:rPr>
+            </w:pPr>
+            <w:r>
+              <w:rPr>
+                <w:spacing w:val="-10"/>
+                <w:sz w:val="18"/>
               </w:rPr>
               <w:t>{прибуття5}</w:t>
             </w:r>
@@ -7438,16 +7428,15 @@
             <w:pPr>
               <w:pStyle w:val="TableParagraph"/>
               <w:spacing w:before="47" w:line="210" w:lineRule="exact"/>
-              <w:ind w:left="231"/>
-              <w:jc w:val="center"/>
-              <w:rPr>
-                <w:sz w:val="20"/>
-              </w:rPr>
-            </w:pPr>
-            <w:r>
-              <w:rPr>
-                <w:spacing w:val="-10"/>
-                <w:sz w:val="20"/>
+              <w:jc w:val="center"/>
+              <w:rPr>
+                <w:sz w:val="18"/>
+              </w:rPr>
+            </w:pPr>
+            <w:r>
+              <w:rPr>
+                <w:spacing w:val="-10"/>
+                <w:sz w:val="18"/>
               </w:rPr>
               <w:t>{вибуття6}</w:t>
             </w:r>
@@ -7461,16 +7450,15 @@
             <w:pPr>
               <w:pStyle w:val="TableParagraph"/>
               <w:spacing w:before="47" w:line="210" w:lineRule="exact"/>
-              <w:ind w:right="65"/>
-              <w:jc w:val="center"/>
-              <w:rPr>
-                <w:sz w:val="20"/>
-              </w:rPr>
-            </w:pPr>
-            <w:r>
-              <w:rPr>
-                <w:spacing w:val="-10"/>
-                <w:sz w:val="20"/>
+              <w:jc w:val="center"/>
+              <w:rPr>
+                <w:sz w:val="18"/>
+              </w:rPr>
+            </w:pPr>
+            <w:r>
+              <w:rPr>
+                <w:spacing w:val="-10"/>
+                <w:sz w:val="18"/>
               </w:rPr>
               <w:t>{прибуття6}</w:t>
             </w:r>
@@ -7759,16 +7747,15 @@
             <w:pPr>
               <w:pStyle w:val="TableParagraph"/>
               <w:spacing w:before="47" w:line="210" w:lineRule="exact"/>
-              <w:ind w:left="231"/>
-              <w:jc w:val="center"/>
-              <w:rPr>
-                <w:sz w:val="20"/>
-              </w:rPr>
-            </w:pPr>
-            <w:r>
-              <w:rPr>
-                <w:spacing w:val="-10"/>
-                <w:sz w:val="20"/>
+              <w:jc w:val="center"/>
+              <w:rPr>
+                <w:sz w:val="18"/>
+              </w:rPr>
+            </w:pPr>
+            <w:r>
+              <w:rPr>
+                <w:spacing w:val="-10"/>
+                <w:sz w:val="18"/>
               </w:rPr>
               <w:t>{вибуття7}</w:t>
             </w:r>
@@ -7782,16 +7769,15 @@
             <w:pPr>
               <w:pStyle w:val="TableParagraph"/>
               <w:spacing w:before="47" w:line="210" w:lineRule="exact"/>
-              <w:ind w:right="65"/>
-              <w:jc w:val="center"/>
-              <w:rPr>
-                <w:sz w:val="20"/>
-              </w:rPr>
-            </w:pPr>
-            <w:r>
-              <w:rPr>
-                <w:spacing w:val="-10"/>
-                <w:sz w:val="20"/>
+              <w:jc w:val="center"/>
+              <w:rPr>
+                <w:sz w:val="18"/>
+              </w:rPr>
+            </w:pPr>
+            <w:r>
+              <w:rPr>
+                <w:spacing w:val="-10"/>
+                <w:sz w:val="18"/>
               </w:rPr>
               <w:t>{прибуття7}</w:t>
             </w:r>
@@ -8080,16 +8066,15 @@
             <w:pPr>
               <w:pStyle w:val="TableParagraph"/>
               <w:spacing w:before="47" w:line="210" w:lineRule="exact"/>
-              <w:ind w:left="231"/>
-              <w:jc w:val="center"/>
-              <w:rPr>
-                <w:sz w:val="20"/>
-              </w:rPr>
-            </w:pPr>
-            <w:r>
-              <w:rPr>
-                <w:spacing w:val="-10"/>
-                <w:sz w:val="20"/>
+              <w:jc w:val="center"/>
+              <w:rPr>
+                <w:sz w:val="18"/>
+              </w:rPr>
+            </w:pPr>
+            <w:r>
+              <w:rPr>
+                <w:spacing w:val="-10"/>
+                <w:sz w:val="18"/>
               </w:rPr>
               <w:t>{вибуття8}</w:t>
             </w:r>
@@ -8103,16 +8088,15 @@
             <w:pPr>
               <w:pStyle w:val="TableParagraph"/>
               <w:spacing w:before="47" w:line="210" w:lineRule="exact"/>
-              <w:ind w:right="65"/>
-              <w:jc w:val="center"/>
-              <w:rPr>
-                <w:sz w:val="20"/>
-              </w:rPr>
-            </w:pPr>
-            <w:r>
-              <w:rPr>
-                <w:spacing w:val="-10"/>
-                <w:sz w:val="20"/>
+              <w:jc w:val="center"/>
+              <w:rPr>
+                <w:sz w:val="18"/>
+              </w:rPr>
+            </w:pPr>
+            <w:r>
+              <w:rPr>
+                <w:spacing w:val="-10"/>
+                <w:sz w:val="18"/>
               </w:rPr>
               <w:t>{прибуття8}</w:t>
             </w:r>
@@ -8401,16 +8385,15 @@
             <w:pPr>
               <w:pStyle w:val="TableParagraph"/>
               <w:spacing w:before="47" w:line="210" w:lineRule="exact"/>
-              <w:ind w:left="231"/>
-              <w:jc w:val="center"/>
-              <w:rPr>
-                <w:sz w:val="20"/>
-              </w:rPr>
-            </w:pPr>
-            <w:r>
-              <w:rPr>
-                <w:spacing w:val="-10"/>
-                <w:sz w:val="20"/>
+              <w:jc w:val="center"/>
+              <w:rPr>
+                <w:sz w:val="18"/>
+              </w:rPr>
+            </w:pPr>
+            <w:r>
+              <w:rPr>
+                <w:spacing w:val="-10"/>
+                <w:sz w:val="18"/>
               </w:rPr>
               <w:t>{вибуття9}</w:t>
             </w:r>
@@ -8424,16 +8407,15 @@
             <w:pPr>
               <w:pStyle w:val="TableParagraph"/>
               <w:spacing w:before="47" w:line="210" w:lineRule="exact"/>
-              <w:ind w:right="65"/>
-              <w:jc w:val="center"/>
-              <w:rPr>
-                <w:sz w:val="20"/>
-              </w:rPr>
-            </w:pPr>
-            <w:r>
-              <w:rPr>
-                <w:spacing w:val="-10"/>
-                <w:sz w:val="20"/>
+              <w:jc w:val="center"/>
+              <w:rPr>
+                <w:sz w:val="18"/>
+              </w:rPr>
+            </w:pPr>
+            <w:r>
+              <w:rPr>
+                <w:spacing w:val="-10"/>
+                <w:sz w:val="18"/>
               </w:rPr>
               <w:t>{прибуття9}</w:t>
             </w:r>
@@ -8722,16 +8704,15 @@
             <w:pPr>
               <w:pStyle w:val="TableParagraph"/>
               <w:spacing w:before="47" w:line="210" w:lineRule="exact"/>
-              <w:ind w:left="231"/>
-              <w:jc w:val="center"/>
-              <w:rPr>
-                <w:sz w:val="20"/>
-              </w:rPr>
-            </w:pPr>
-            <w:r>
-              <w:rPr>
-                <w:spacing w:val="-10"/>
-                <w:sz w:val="20"/>
+              <w:jc w:val="center"/>
+              <w:rPr>
+                <w:sz w:val="18"/>
+              </w:rPr>
+            </w:pPr>
+            <w:r>
+              <w:rPr>
+                <w:spacing w:val="-10"/>
+                <w:sz w:val="18"/>
               </w:rPr>
               <w:t>{вибуття10}</w:t>
             </w:r>
@@ -8745,16 +8726,15 @@
             <w:pPr>
               <w:pStyle w:val="TableParagraph"/>
               <w:spacing w:before="47" w:line="210" w:lineRule="exact"/>
-              <w:ind w:right="65"/>
-              <w:jc w:val="center"/>
-              <w:rPr>
-                <w:sz w:val="20"/>
-              </w:rPr>
-            </w:pPr>
-            <w:r>
-              <w:rPr>
-                <w:spacing w:val="-10"/>
-                <w:sz w:val="20"/>
+              <w:jc w:val="center"/>
+              <w:rPr>
+                <w:sz w:val="18"/>
+              </w:rPr>
+            </w:pPr>
+            <w:r>
+              <w:rPr>
+                <w:spacing w:val="-10"/>
+                <w:sz w:val="18"/>
               </w:rPr>
               <w:t>{прибуття10}</w:t>
             </w:r>
@@ -9043,16 +9023,15 @@
             <w:pPr>
               <w:pStyle w:val="TableParagraph"/>
               <w:spacing w:before="47" w:line="210" w:lineRule="exact"/>
-              <w:ind w:left="231"/>
-              <w:jc w:val="center"/>
-              <w:rPr>
-                <w:sz w:val="20"/>
-              </w:rPr>
-            </w:pPr>
-            <w:r>
-              <w:rPr>
-                <w:spacing w:val="-10"/>
-                <w:sz w:val="20"/>
+              <w:jc w:val="center"/>
+              <w:rPr>
+                <w:sz w:val="18"/>
+              </w:rPr>
+            </w:pPr>
+            <w:r>
+              <w:rPr>
+                <w:spacing w:val="-10"/>
+                <w:sz w:val="18"/>
               </w:rPr>
               <w:t>{вибуття11}</w:t>
             </w:r>
@@ -9066,16 +9045,15 @@
             <w:pPr>
               <w:pStyle w:val="TableParagraph"/>
               <w:spacing w:before="47" w:line="210" w:lineRule="exact"/>
-              <w:ind w:right="65"/>
-              <w:jc w:val="center"/>
-              <w:rPr>
-                <w:sz w:val="20"/>
-              </w:rPr>
-            </w:pPr>
-            <w:r>
-              <w:rPr>
-                <w:spacing w:val="-10"/>
-                <w:sz w:val="20"/>
+              <w:jc w:val="center"/>
+              <w:rPr>
+                <w:sz w:val="18"/>
+              </w:rPr>
+            </w:pPr>
+            <w:r>
+              <w:rPr>
+                <w:spacing w:val="-10"/>
+                <w:sz w:val="18"/>
               </w:rPr>
               <w:t>{прибуття11}</w:t>
             </w:r>
@@ -9364,16 +9342,15 @@
             <w:pPr>
               <w:pStyle w:val="TableParagraph"/>
               <w:spacing w:before="47" w:line="210" w:lineRule="exact"/>
-              <w:ind w:left="231"/>
-              <w:jc w:val="center"/>
-              <w:rPr>
-                <w:sz w:val="20"/>
-              </w:rPr>
-            </w:pPr>
-            <w:r>
-              <w:rPr>
-                <w:spacing w:val="-10"/>
-                <w:sz w:val="20"/>
+              <w:jc w:val="center"/>
+              <w:rPr>
+                <w:sz w:val="18"/>
+              </w:rPr>
+            </w:pPr>
+            <w:r>
+              <w:rPr>
+                <w:spacing w:val="-10"/>
+                <w:sz w:val="18"/>
               </w:rPr>
               <w:t>{вибуття12}</w:t>
             </w:r>
@@ -9387,16 +9364,15 @@
             <w:pPr>
               <w:pStyle w:val="TableParagraph"/>
               <w:spacing w:before="47" w:line="210" w:lineRule="exact"/>
-              <w:ind w:right="65"/>
-              <w:jc w:val="center"/>
-              <w:rPr>
-                <w:sz w:val="20"/>
-              </w:rPr>
-            </w:pPr>
-            <w:r>
-              <w:rPr>
-                <w:spacing w:val="-10"/>
-                <w:sz w:val="20"/>
+              <w:jc w:val="center"/>
+              <w:rPr>
+                <w:sz w:val="18"/>
+              </w:rPr>
+            </w:pPr>
+            <w:r>
+              <w:rPr>
+                <w:spacing w:val="-10"/>
+                <w:sz w:val="18"/>
               </w:rPr>
               <w:t>{прибуття12}</w:t>
             </w:r>
@@ -9685,16 +9661,15 @@
             <w:pPr>
               <w:pStyle w:val="TableParagraph"/>
               <w:spacing w:before="47" w:line="210" w:lineRule="exact"/>
-              <w:ind w:left="231"/>
-              <w:jc w:val="center"/>
-              <w:rPr>
-                <w:sz w:val="20"/>
-              </w:rPr>
-            </w:pPr>
-            <w:r>
-              <w:rPr>
-                <w:spacing w:val="-10"/>
-                <w:sz w:val="20"/>
+              <w:jc w:val="center"/>
+              <w:rPr>
+                <w:sz w:val="18"/>
+              </w:rPr>
+            </w:pPr>
+            <w:r>
+              <w:rPr>
+                <w:spacing w:val="-10"/>
+                <w:sz w:val="18"/>
               </w:rPr>
               <w:t>{вибуття13}</w:t>
             </w:r>
@@ -9708,16 +9683,15 @@
             <w:pPr>
               <w:pStyle w:val="TableParagraph"/>
               <w:spacing w:before="47" w:line="210" w:lineRule="exact"/>
-              <w:ind w:right="65"/>
-              <w:jc w:val="center"/>
-              <w:rPr>
-                <w:sz w:val="20"/>
-              </w:rPr>
-            </w:pPr>
-            <w:r>
-              <w:rPr>
-                <w:spacing w:val="-10"/>
-                <w:sz w:val="20"/>
+              <w:jc w:val="center"/>
+              <w:rPr>
+                <w:sz w:val="18"/>
+              </w:rPr>
+            </w:pPr>
+            <w:r>
+              <w:rPr>
+                <w:spacing w:val="-10"/>
+                <w:sz w:val="18"/>
               </w:rPr>
               <w:t>{прибуття13}</w:t>
             </w:r>
@@ -10006,16 +9980,15 @@
             <w:pPr>
               <w:pStyle w:val="TableParagraph"/>
               <w:spacing w:before="47" w:line="210" w:lineRule="exact"/>
-              <w:ind w:left="231"/>
-              <w:jc w:val="center"/>
-              <w:rPr>
-                <w:sz w:val="20"/>
-              </w:rPr>
-            </w:pPr>
-            <w:r>
-              <w:rPr>
-                <w:spacing w:val="-10"/>
-                <w:sz w:val="20"/>
+              <w:jc w:val="center"/>
+              <w:rPr>
+                <w:sz w:val="18"/>
+              </w:rPr>
+            </w:pPr>
+            <w:r>
+              <w:rPr>
+                <w:spacing w:val="-10"/>
+                <w:sz w:val="18"/>
               </w:rPr>
               <w:t>{вибуття14}</w:t>
             </w:r>
@@ -10029,16 +10002,15 @@
             <w:pPr>
               <w:pStyle w:val="TableParagraph"/>
               <w:spacing w:before="47" w:line="210" w:lineRule="exact"/>
-              <w:ind w:right="65"/>
-              <w:jc w:val="center"/>
-              <w:rPr>
-                <w:sz w:val="20"/>
-              </w:rPr>
-            </w:pPr>
-            <w:r>
-              <w:rPr>
-                <w:spacing w:val="-10"/>
-                <w:sz w:val="20"/>
+              <w:jc w:val="center"/>
+              <w:rPr>
+                <w:sz w:val="18"/>
+              </w:rPr>
+            </w:pPr>
+            <w:r>
+              <w:rPr>
+                <w:spacing w:val="-10"/>
+                <w:sz w:val="18"/>
               </w:rPr>
               <w:t>{прибуття14}</w:t>
             </w:r>
@@ -10327,16 +10299,15 @@
             <w:pPr>
               <w:pStyle w:val="TableParagraph"/>
               <w:spacing w:before="47" w:line="210" w:lineRule="exact"/>
-              <w:ind w:left="231"/>
-              <w:jc w:val="center"/>
-              <w:rPr>
-                <w:sz w:val="20"/>
-              </w:rPr>
-            </w:pPr>
-            <w:r>
-              <w:rPr>
-                <w:spacing w:val="-10"/>
-                <w:sz w:val="20"/>
+              <w:jc w:val="center"/>
+              <w:rPr>
+                <w:sz w:val="18"/>
+              </w:rPr>
+            </w:pPr>
+            <w:r>
+              <w:rPr>
+                <w:spacing w:val="-10"/>
+                <w:sz w:val="18"/>
               </w:rPr>
               <w:t>{вибуття15}</w:t>
             </w:r>
@@ -10350,16 +10321,15 @@
             <w:pPr>
               <w:pStyle w:val="TableParagraph"/>
               <w:spacing w:before="47" w:line="210" w:lineRule="exact"/>
-              <w:ind w:right="65"/>
-              <w:jc w:val="center"/>
-              <w:rPr>
-                <w:sz w:val="20"/>
-              </w:rPr>
-            </w:pPr>
-            <w:r>
-              <w:rPr>
-                <w:spacing w:val="-10"/>
-                <w:sz w:val="20"/>
+              <w:jc w:val="center"/>
+              <w:rPr>
+                <w:sz w:val="18"/>
+              </w:rPr>
+            </w:pPr>
+            <w:r>
+              <w:rPr>
+                <w:spacing w:val="-10"/>
+                <w:sz w:val="18"/>
               </w:rPr>
               <w:t>{прибуття15}</w:t>
             </w:r>
@@ -10648,16 +10618,15 @@
             <w:pPr>
               <w:pStyle w:val="TableParagraph"/>
               <w:spacing w:before="47" w:line="210" w:lineRule="exact"/>
-              <w:ind w:left="231"/>
-              <w:jc w:val="center"/>
-              <w:rPr>
-                <w:sz w:val="20"/>
-              </w:rPr>
-            </w:pPr>
-            <w:r>
-              <w:rPr>
-                <w:spacing w:val="-10"/>
-                <w:sz w:val="20"/>
+              <w:jc w:val="center"/>
+              <w:rPr>
+                <w:sz w:val="18"/>
+              </w:rPr>
+            </w:pPr>
+            <w:r>
+              <w:rPr>
+                <w:spacing w:val="-10"/>
+                <w:sz w:val="18"/>
               </w:rPr>
               <w:t>{вибуття16}</w:t>
             </w:r>
@@ -10671,16 +10640,15 @@
             <w:pPr>
               <w:pStyle w:val="TableParagraph"/>
               <w:spacing w:before="47" w:line="210" w:lineRule="exact"/>
-              <w:ind w:right="65"/>
-              <w:jc w:val="center"/>
-              <w:rPr>
-                <w:sz w:val="20"/>
-              </w:rPr>
-            </w:pPr>
-            <w:r>
-              <w:rPr>
-                <w:spacing w:val="-10"/>
-                <w:sz w:val="20"/>
+              <w:jc w:val="center"/>
+              <w:rPr>
+                <w:sz w:val="18"/>
+              </w:rPr>
+            </w:pPr>
+            <w:r>
+              <w:rPr>
+                <w:spacing w:val="-10"/>
+                <w:sz w:val="18"/>
               </w:rPr>
               <w:t>{прибуття16}</w:t>
             </w:r>
@@ -10969,16 +10937,15 @@
             <w:pPr>
               <w:pStyle w:val="TableParagraph"/>
               <w:spacing w:before="47" w:line="210" w:lineRule="exact"/>
-              <w:ind w:left="231"/>
-              <w:jc w:val="center"/>
-              <w:rPr>
-                <w:sz w:val="20"/>
-              </w:rPr>
-            </w:pPr>
-            <w:r>
-              <w:rPr>
-                <w:spacing w:val="-10"/>
-                <w:sz w:val="20"/>
+              <w:jc w:val="center"/>
+              <w:rPr>
+                <w:sz w:val="18"/>
+              </w:rPr>
+            </w:pPr>
+            <w:r>
+              <w:rPr>
+                <w:spacing w:val="-10"/>
+                <w:sz w:val="18"/>
               </w:rPr>
               <w:t>{вибуття17}</w:t>
             </w:r>
@@ -10992,16 +10959,15 @@
             <w:pPr>
               <w:pStyle w:val="TableParagraph"/>
               <w:spacing w:before="47" w:line="210" w:lineRule="exact"/>
-              <w:ind w:right="65"/>
-              <w:jc w:val="center"/>
-              <w:rPr>
-                <w:sz w:val="20"/>
-              </w:rPr>
-            </w:pPr>
-            <w:r>
-              <w:rPr>
-                <w:spacing w:val="-10"/>
-                <w:sz w:val="20"/>
+              <w:jc w:val="center"/>
+              <w:rPr>
+                <w:sz w:val="18"/>
+              </w:rPr>
+            </w:pPr>
+            <w:r>
+              <w:rPr>
+                <w:spacing w:val="-10"/>
+                <w:sz w:val="18"/>
               </w:rPr>
               <w:t>{прибуття17}</w:t>
             </w:r>
@@ -11290,16 +11256,15 @@
             <w:pPr>
               <w:pStyle w:val="TableParagraph"/>
               <w:spacing w:before="47" w:line="210" w:lineRule="exact"/>
-              <w:ind w:left="231"/>
-              <w:jc w:val="center"/>
-              <w:rPr>
-                <w:sz w:val="20"/>
-              </w:rPr>
-            </w:pPr>
-            <w:r>
-              <w:rPr>
-                <w:spacing w:val="-10"/>
-                <w:sz w:val="20"/>
+              <w:jc w:val="center"/>
+              <w:rPr>
+                <w:sz w:val="18"/>
+              </w:rPr>
+            </w:pPr>
+            <w:r>
+              <w:rPr>
+                <w:spacing w:val="-10"/>
+                <w:sz w:val="18"/>
               </w:rPr>
               <w:t>{вибуття18}</w:t>
             </w:r>
@@ -11313,16 +11278,15 @@
             <w:pPr>
               <w:pStyle w:val="TableParagraph"/>
               <w:spacing w:before="47" w:line="210" w:lineRule="exact"/>
-              <w:ind w:right="65"/>
-              <w:jc w:val="center"/>
-              <w:rPr>
-                <w:sz w:val="20"/>
-              </w:rPr>
-            </w:pPr>
-            <w:r>
-              <w:rPr>
-                <w:spacing w:val="-10"/>
-                <w:sz w:val="20"/>
+              <w:jc w:val="center"/>
+              <w:rPr>
+                <w:sz w:val="18"/>
+              </w:rPr>
+            </w:pPr>
+            <w:r>
+              <w:rPr>
+                <w:spacing w:val="-10"/>
+                <w:sz w:val="18"/>
               </w:rPr>
               <w:t>{прибуття18}</w:t>
             </w:r>
@@ -11611,16 +11575,15 @@
             <w:pPr>
               <w:pStyle w:val="TableParagraph"/>
               <w:spacing w:before="47" w:line="210" w:lineRule="exact"/>
-              <w:ind w:left="231"/>
-              <w:jc w:val="center"/>
-              <w:rPr>
-                <w:sz w:val="20"/>
-              </w:rPr>
-            </w:pPr>
-            <w:r>
-              <w:rPr>
-                <w:spacing w:val="-10"/>
-                <w:sz w:val="20"/>
+              <w:jc w:val="center"/>
+              <w:rPr>
+                <w:sz w:val="18"/>
+              </w:rPr>
+            </w:pPr>
+            <w:r>
+              <w:rPr>
+                <w:spacing w:val="-10"/>
+                <w:sz w:val="18"/>
               </w:rPr>
               <w:t>{вибуття19}</w:t>
             </w:r>
@@ -11634,16 +11597,15 @@
             <w:pPr>
               <w:pStyle w:val="TableParagraph"/>
               <w:spacing w:before="47" w:line="210" w:lineRule="exact"/>
-              <w:ind w:right="65"/>
-              <w:jc w:val="center"/>
-              <w:rPr>
-                <w:sz w:val="20"/>
-              </w:rPr>
-            </w:pPr>
-            <w:r>
-              <w:rPr>
-                <w:spacing w:val="-10"/>
-                <w:sz w:val="20"/>
+              <w:jc w:val="center"/>
+              <w:rPr>
+                <w:sz w:val="18"/>
+              </w:rPr>
+            </w:pPr>
+            <w:r>
+              <w:rPr>
+                <w:spacing w:val="-10"/>
+                <w:sz w:val="18"/>
               </w:rPr>
               <w:t>{прибуття19}</w:t>
             </w:r>
@@ -11932,16 +11894,15 @@
             <w:pPr>
               <w:pStyle w:val="TableParagraph"/>
               <w:spacing w:before="47" w:line="210" w:lineRule="exact"/>
-              <w:ind w:left="231"/>
-              <w:jc w:val="center"/>
-              <w:rPr>
-                <w:sz w:val="20"/>
-              </w:rPr>
-            </w:pPr>
-            <w:r>
-              <w:rPr>
-                <w:spacing w:val="-10"/>
-                <w:sz w:val="20"/>
+              <w:jc w:val="center"/>
+              <w:rPr>
+                <w:sz w:val="18"/>
+              </w:rPr>
+            </w:pPr>
+            <w:r>
+              <w:rPr>
+                <w:spacing w:val="-10"/>
+                <w:sz w:val="18"/>
               </w:rPr>
               <w:t>{вибуття20}</w:t>
             </w:r>
@@ -11955,16 +11916,15 @@
             <w:pPr>
               <w:pStyle w:val="TableParagraph"/>
               <w:spacing w:before="47" w:line="210" w:lineRule="exact"/>
-              <w:ind w:right="65"/>
-              <w:jc w:val="center"/>
-              <w:rPr>
-                <w:sz w:val="20"/>
-              </w:rPr>
-            </w:pPr>
-            <w:r>
-              <w:rPr>
-                <w:spacing w:val="-10"/>
-                <w:sz w:val="20"/>
+              <w:jc w:val="center"/>
+              <w:rPr>
+                <w:sz w:val="18"/>
+              </w:rPr>
+            </w:pPr>
+            <w:r>
+              <w:rPr>
+                <w:spacing w:val="-10"/>
+                <w:sz w:val="18"/>
               </w:rPr>
               <w:t>{прибуття20}</w:t>
             </w:r>
@@ -12253,16 +12213,15 @@
             <w:pPr>
               <w:pStyle w:val="TableParagraph"/>
               <w:spacing w:before="47" w:line="210" w:lineRule="exact"/>
-              <w:ind w:left="231"/>
-              <w:jc w:val="center"/>
-              <w:rPr>
-                <w:sz w:val="20"/>
-              </w:rPr>
-            </w:pPr>
-            <w:r>
-              <w:rPr>
-                <w:spacing w:val="-10"/>
-                <w:sz w:val="20"/>
+              <w:jc w:val="center"/>
+              <w:rPr>
+                <w:sz w:val="18"/>
+              </w:rPr>
+            </w:pPr>
+            <w:r>
+              <w:rPr>
+                <w:spacing w:val="-10"/>
+                <w:sz w:val="18"/>
               </w:rPr>
               <w:t>{вибуття21}</w:t>
             </w:r>
@@ -12276,16 +12235,15 @@
             <w:pPr>
               <w:pStyle w:val="TableParagraph"/>
               <w:spacing w:before="47" w:line="210" w:lineRule="exact"/>
-              <w:ind w:right="65"/>
-              <w:jc w:val="center"/>
-              <w:rPr>
-                <w:sz w:val="20"/>
-              </w:rPr>
-            </w:pPr>
-            <w:r>
-              <w:rPr>
-                <w:spacing w:val="-10"/>
-                <w:sz w:val="20"/>
+              <w:jc w:val="center"/>
+              <w:rPr>
+                <w:sz w:val="18"/>
+              </w:rPr>
+            </w:pPr>
+            <w:r>
+              <w:rPr>
+                <w:spacing w:val="-10"/>
+                <w:sz w:val="18"/>
               </w:rPr>
               <w:t>{прибуття21}</w:t>
             </w:r>
@@ -12574,16 +12532,15 @@
             <w:pPr>
               <w:pStyle w:val="TableParagraph"/>
               <w:spacing w:before="47" w:line="210" w:lineRule="exact"/>
-              <w:ind w:left="231"/>
-              <w:jc w:val="center"/>
-              <w:rPr>
-                <w:sz w:val="20"/>
-              </w:rPr>
-            </w:pPr>
-            <w:r>
-              <w:rPr>
-                <w:spacing w:val="-10"/>
-                <w:sz w:val="20"/>
+              <w:jc w:val="center"/>
+              <w:rPr>
+                <w:sz w:val="18"/>
+              </w:rPr>
+            </w:pPr>
+            <w:r>
+              <w:rPr>
+                <w:spacing w:val="-10"/>
+                <w:sz w:val="18"/>
               </w:rPr>
               <w:t>{вибуття22}</w:t>
             </w:r>
@@ -12597,16 +12554,15 @@
             <w:pPr>
               <w:pStyle w:val="TableParagraph"/>
               <w:spacing w:before="47" w:line="210" w:lineRule="exact"/>
-              <w:ind w:right="65"/>
-              <w:jc w:val="center"/>
-              <w:rPr>
-                <w:sz w:val="20"/>
-              </w:rPr>
-            </w:pPr>
-            <w:r>
-              <w:rPr>
-                <w:spacing w:val="-10"/>
-                <w:sz w:val="20"/>
+              <w:jc w:val="center"/>
+              <w:rPr>
+                <w:sz w:val="18"/>
+              </w:rPr>
+            </w:pPr>
+            <w:r>
+              <w:rPr>
+                <w:spacing w:val="-10"/>
+                <w:sz w:val="18"/>
               </w:rPr>
               <w:t>{прибуття22}</w:t>
             </w:r>
@@ -12895,16 +12851,15 @@
             <w:pPr>
               <w:pStyle w:val="TableParagraph"/>
               <w:spacing w:before="47" w:line="210" w:lineRule="exact"/>
-              <w:ind w:left="231"/>
-              <w:jc w:val="center"/>
-              <w:rPr>
-                <w:sz w:val="20"/>
-              </w:rPr>
-            </w:pPr>
-            <w:r>
-              <w:rPr>
-                <w:spacing w:val="-10"/>
-                <w:sz w:val="20"/>
+              <w:jc w:val="center"/>
+              <w:rPr>
+                <w:sz w:val="18"/>
+              </w:rPr>
+            </w:pPr>
+            <w:r>
+              <w:rPr>
+                <w:spacing w:val="-10"/>
+                <w:sz w:val="18"/>
               </w:rPr>
               <w:t>{вибуття23}</w:t>
             </w:r>
@@ -12918,16 +12873,15 @@
             <w:pPr>
               <w:pStyle w:val="TableParagraph"/>
               <w:spacing w:before="47" w:line="210" w:lineRule="exact"/>
-              <w:ind w:right="65"/>
-              <w:jc w:val="center"/>
-              <w:rPr>
-                <w:sz w:val="20"/>
-              </w:rPr>
-            </w:pPr>
-            <w:r>
-              <w:rPr>
-                <w:spacing w:val="-10"/>
-                <w:sz w:val="20"/>
+              <w:jc w:val="center"/>
+              <w:rPr>
+                <w:sz w:val="18"/>
+              </w:rPr>
+            </w:pPr>
+            <w:r>
+              <w:rPr>
+                <w:spacing w:val="-10"/>
+                <w:sz w:val="18"/>
               </w:rPr>
               <w:t>{прибуття23}</w:t>
             </w:r>
@@ -13216,16 +13170,15 @@
             <w:pPr>
               <w:pStyle w:val="TableParagraph"/>
               <w:spacing w:before="47" w:line="210" w:lineRule="exact"/>
-              <w:ind w:left="231"/>
-              <w:jc w:val="center"/>
-              <w:rPr>
-                <w:sz w:val="20"/>
-              </w:rPr>
-            </w:pPr>
-            <w:r>
-              <w:rPr>
-                <w:spacing w:val="-10"/>
-                <w:sz w:val="20"/>
+              <w:jc w:val="center"/>
+              <w:rPr>
+                <w:sz w:val="18"/>
+              </w:rPr>
+            </w:pPr>
+            <w:r>
+              <w:rPr>
+                <w:spacing w:val="-10"/>
+                <w:sz w:val="18"/>
               </w:rPr>
               <w:t>{вибуття24}</w:t>
             </w:r>
@@ -13239,16 +13192,15 @@
             <w:pPr>
               <w:pStyle w:val="TableParagraph"/>
               <w:spacing w:before="47" w:line="210" w:lineRule="exact"/>
-              <w:ind w:right="65"/>
-              <w:jc w:val="center"/>
-              <w:rPr>
-                <w:sz w:val="20"/>
-              </w:rPr>
-            </w:pPr>
-            <w:r>
-              <w:rPr>
-                <w:spacing w:val="-10"/>
-                <w:sz w:val="20"/>
+              <w:jc w:val="center"/>
+              <w:rPr>
+                <w:sz w:val="18"/>
+              </w:rPr>
+            </w:pPr>
+            <w:r>
+              <w:rPr>
+                <w:spacing w:val="-10"/>
+                <w:sz w:val="18"/>
               </w:rPr>
               <w:t>{прибуття24}</w:t>
             </w:r>

--- a/шаблон.docx
+++ b/шаблон.docx
@@ -13455,215 +13455,6 @@
         </w:tc>
       </w:tr>
     </w:tbl>
-    <w:p>
-      <w:pPr>
-        <w:pStyle w:val="a3"/>
-        <w:rPr>
-          <w:sz w:val="22"/>
-        </w:rPr>
-      </w:pPr>
-    </w:p>
-    <w:p>
-      <w:pPr>
-        <w:pStyle w:val="a3"/>
-        <w:rPr>
-          <w:sz w:val="22"/>
-        </w:rPr>
-      </w:pPr>
-    </w:p>
-    <w:p>
-      <w:pPr>
-        <w:pStyle w:val="a3"/>
-        <w:rPr>
-          <w:sz w:val="22"/>
-        </w:rPr>
-      </w:pPr>
-    </w:p>
-    <w:p>
-      <w:pPr>
-        <w:pStyle w:val="a3"/>
-        <w:rPr>
-          <w:sz w:val="22"/>
-        </w:rPr>
-      </w:pPr>
-    </w:p>
-    <w:p>
-      <w:pPr>
-        <w:pStyle w:val="a3"/>
-        <w:rPr>
-          <w:sz w:val="22"/>
-        </w:rPr>
-      </w:pPr>
-    </w:p>
-    <w:p>
-      <w:pPr>
-        <w:pStyle w:val="a3"/>
-        <w:rPr>
-          <w:sz w:val="22"/>
-        </w:rPr>
-      </w:pPr>
-    </w:p>
-    <w:p>
-      <w:pPr>
-        <w:pStyle w:val="a3"/>
-        <w:rPr>
-          <w:sz w:val="22"/>
-        </w:rPr>
-      </w:pPr>
-    </w:p>
-    <w:p>
-      <w:pPr>
-        <w:pStyle w:val="a3"/>
-        <w:rPr>
-          <w:sz w:val="22"/>
-        </w:rPr>
-      </w:pPr>
-    </w:p>
-    <w:p>
-      <w:pPr>
-        <w:pStyle w:val="a3"/>
-        <w:rPr>
-          <w:sz w:val="22"/>
-        </w:rPr>
-      </w:pPr>
-    </w:p>
-    <w:p>
-      <w:pPr>
-        <w:pStyle w:val="a3"/>
-        <w:rPr>
-          <w:sz w:val="22"/>
-        </w:rPr>
-      </w:pPr>
-    </w:p>
-    <w:p>
-      <w:pPr>
-        <w:pStyle w:val="a3"/>
-        <w:rPr>
-          <w:sz w:val="22"/>
-        </w:rPr>
-      </w:pPr>
-    </w:p>
-    <w:p>
-      <w:pPr>
-        <w:pStyle w:val="a3"/>
-        <w:rPr>
-          <w:sz w:val="22"/>
-        </w:rPr>
-      </w:pPr>
-    </w:p>
-    <w:p>
-      <w:pPr>
-        <w:pStyle w:val="a3"/>
-        <w:rPr>
-          <w:sz w:val="22"/>
-        </w:rPr>
-      </w:pPr>
-    </w:p>
-    <w:p>
-      <w:pPr>
-        <w:pStyle w:val="a3"/>
-        <w:rPr>
-          <w:sz w:val="22"/>
-        </w:rPr>
-      </w:pPr>
-    </w:p>
-    <w:p>
-      <w:pPr>
-        <w:pStyle w:val="a3"/>
-        <w:rPr>
-          <w:sz w:val="22"/>
-        </w:rPr>
-      </w:pPr>
-    </w:p>
-    <w:p>
-      <w:pPr>
-        <w:pStyle w:val="a3"/>
-        <w:rPr>
-          <w:sz w:val="22"/>
-        </w:rPr>
-      </w:pPr>
-    </w:p>
-    <w:p>
-      <w:pPr>
-        <w:pStyle w:val="a3"/>
-        <w:rPr>
-          <w:sz w:val="22"/>
-        </w:rPr>
-      </w:pPr>
-    </w:p>
-    <w:p>
-      <w:pPr>
-        <w:pStyle w:val="a3"/>
-        <w:rPr>
-          <w:sz w:val="22"/>
-        </w:rPr>
-      </w:pPr>
-    </w:p>
-    <w:p>
-      <w:pPr>
-        <w:pStyle w:val="a3"/>
-        <w:rPr>
-          <w:sz w:val="22"/>
-        </w:rPr>
-      </w:pPr>
-    </w:p>
-    <w:p>
-      <w:pPr>
-        <w:pStyle w:val="a3"/>
-        <w:rPr>
-          <w:sz w:val="22"/>
-        </w:rPr>
-      </w:pPr>
-    </w:p>
-    <w:p>
-      <w:pPr>
-        <w:pStyle w:val="a3"/>
-        <w:rPr>
-          <w:sz w:val="22"/>
-        </w:rPr>
-      </w:pPr>
-    </w:p>
-    <w:p>
-      <w:pPr>
-        <w:pStyle w:val="a3"/>
-        <w:rPr>
-          <w:sz w:val="22"/>
-        </w:rPr>
-      </w:pPr>
-    </w:p>
-    <w:p>
-      <w:pPr>
-        <w:pStyle w:val="a3"/>
-        <w:rPr>
-          <w:sz w:val="22"/>
-        </w:rPr>
-      </w:pPr>
-    </w:p>
-    <w:p>
-      <w:pPr>
-        <w:pStyle w:val="a3"/>
-        <w:rPr>
-          <w:sz w:val="22"/>
-        </w:rPr>
-      </w:pPr>
-    </w:p>
-    <w:p>
-      <w:pPr>
-        <w:pStyle w:val="a3"/>
-        <w:rPr>
-          <w:sz w:val="22"/>
-        </w:rPr>
-      </w:pPr>
-    </w:p>
-    <w:p>
-      <w:pPr>
-        <w:pStyle w:val="a3"/>
-        <w:spacing w:before="118"/>
-        <w:rPr>
-          <w:sz w:val="22"/>
-        </w:rPr>
-      </w:pPr>
-    </w:p>
     <w:p>
       <w:pPr>
         <w:pStyle w:val="2"/>

--- a/шаблон.docx
+++ b/шаблон.docx
@@ -12812,644 +12812,6 @@
                 <w:sz w:val="20"/>
               </w:rPr>
               <w:t>{спідометр22}</w:t>
-            </w:r>
-          </w:p>
-        </w:tc>
-      </w:tr>
-      <w:tr>
-        <w:trPr>
-          <w:trHeight w:val="288"/>
-        </w:trPr>
-        <w:tc>
-          <w:tcPr>
-            <w:tcW w:w="3235" w:type="dxa"/>
-          </w:tcPr>
-          <w:p>
-            <w:pPr>
-              <w:pStyle w:val="TableParagraph"/>
-              <w:spacing w:before="47" w:line="210" w:lineRule="exact"/>
-              <w:ind w:right="374"/>
-              <w:jc w:val="center"/>
-              <w:rPr>
-                <w:sz w:val="20"/>
-              </w:rPr>
-            </w:pPr>
-            <w:r>
-              <w:rPr>
-                <w:spacing w:val="-10"/>
-                <w:sz w:val="20"/>
-              </w:rPr>
-              <w:t>{маршрут23}</w:t>
-            </w:r>
-          </w:p>
-        </w:tc>
-        <w:tc>
-          <w:tcPr>
-            <w:tcW w:w="902" w:type="dxa"/>
-          </w:tcPr>
-          <w:p>
-            <w:pPr>
-              <w:pStyle w:val="TableParagraph"/>
-              <w:spacing w:before="47" w:line="210" w:lineRule="exact"/>
-              <w:jc w:val="center"/>
-              <w:rPr>
-                <w:sz w:val="18"/>
-              </w:rPr>
-            </w:pPr>
-            <w:r>
-              <w:rPr>
-                <w:spacing w:val="-10"/>
-                <w:sz w:val="18"/>
-              </w:rPr>
-              <w:t>{вибуття23}</w:t>
-            </w:r>
-          </w:p>
-        </w:tc>
-        <w:tc>
-          <w:tcPr>
-            <w:tcW w:w="902" w:type="dxa"/>
-          </w:tcPr>
-          <w:p>
-            <w:pPr>
-              <w:pStyle w:val="TableParagraph"/>
-              <w:spacing w:before="47" w:line="210" w:lineRule="exact"/>
-              <w:jc w:val="center"/>
-              <w:rPr>
-                <w:sz w:val="18"/>
-              </w:rPr>
-            </w:pPr>
-            <w:r>
-              <w:rPr>
-                <w:spacing w:val="-10"/>
-                <w:sz w:val="18"/>
-              </w:rPr>
-              <w:t>{прибуття23}</w:t>
-            </w:r>
-          </w:p>
-        </w:tc>
-        <w:tc>
-          <w:tcPr>
-            <w:tcW w:w="538" w:type="dxa"/>
-          </w:tcPr>
-          <w:p>
-            <w:pPr>
-              <w:pStyle w:val="TableParagraph"/>
-              <w:spacing w:before="47" w:line="210" w:lineRule="exact"/>
-              <w:ind w:left="18" w:right="80"/>
-              <w:jc w:val="center"/>
-              <w:rPr>
-                <w:sz w:val="20"/>
-              </w:rPr>
-            </w:pPr>
-            <w:r>
-              <w:rPr>
-                <w:spacing w:val="-10"/>
-                <w:sz w:val="20"/>
-              </w:rPr>
-              <w:t>{звантажем23}</w:t>
-            </w:r>
-          </w:p>
-        </w:tc>
-        <w:tc>
-          <w:tcPr>
-            <w:tcW w:w="547" w:type="dxa"/>
-          </w:tcPr>
-          <w:p>
-            <w:pPr>
-              <w:pStyle w:val="TableParagraph"/>
-              <w:spacing w:before="47" w:line="210" w:lineRule="exact"/>
-              <w:ind w:right="71"/>
-              <w:jc w:val="center"/>
-              <w:rPr>
-                <w:sz w:val="20"/>
-              </w:rPr>
-            </w:pPr>
-            <w:r>
-              <w:rPr>
-                <w:spacing w:val="-10"/>
-                <w:sz w:val="20"/>
-              </w:rPr>
-              <w:t>{безвантажу23}</w:t>
-            </w:r>
-          </w:p>
-        </w:tc>
-        <w:tc>
-          <w:tcPr>
-            <w:tcW w:w="538" w:type="dxa"/>
-          </w:tcPr>
-          <w:p>
-            <w:pPr>
-              <w:pStyle w:val="TableParagraph"/>
-              <w:spacing w:before="47" w:line="210" w:lineRule="exact"/>
-              <w:ind w:right="80"/>
-              <w:jc w:val="center"/>
-              <w:rPr>
-                <w:sz w:val="20"/>
-              </w:rPr>
-            </w:pPr>
-            <w:r>
-              <w:rPr>
-                <w:spacing w:val="-10"/>
-                <w:sz w:val="20"/>
-              </w:rPr>
-              <w:t>{усього23}</w:t>
-            </w:r>
-          </w:p>
-        </w:tc>
-        <w:tc>
-          <w:tcPr>
-            <w:tcW w:w="566" w:type="dxa"/>
-          </w:tcPr>
-          <w:p>
-            <w:pPr>
-              <w:pStyle w:val="TableParagraph"/>
-              <w:spacing w:before="47" w:line="210" w:lineRule="exact"/>
-              <w:ind w:left="191"/>
-              <w:rPr>
-                <w:sz w:val="20"/>
-              </w:rPr>
-            </w:pPr>
-            <w:r>
-              <w:rPr>
-                <w:spacing w:val="-10"/>
-                <w:sz w:val="20"/>
-              </w:rPr>
-              <w:t>{зпричепом23}</w:t>
-            </w:r>
-          </w:p>
-        </w:tc>
-        <w:tc>
-          <w:tcPr>
-            <w:tcW w:w="864" w:type="dxa"/>
-          </w:tcPr>
-          <w:p>
-            <w:pPr>
-              <w:pStyle w:val="TableParagraph"/>
-              <w:spacing w:before="47" w:line="210" w:lineRule="exact"/>
-              <w:ind w:left="155"/>
-              <w:rPr>
-                <w:sz w:val="20"/>
-              </w:rPr>
-            </w:pPr>
-            <w:r>
-              <w:rPr>
-                <w:spacing w:val="-10"/>
-                <w:sz w:val="20"/>
-              </w:rPr>
-              <w:t>{набуксирі23}</w:t>
-            </w:r>
-          </w:p>
-        </w:tc>
-        <w:tc>
-          <w:tcPr>
-            <w:tcW w:w="528" w:type="dxa"/>
-          </w:tcPr>
-          <w:p>
-            <w:pPr>
-              <w:pStyle w:val="TableParagraph"/>
-              <w:spacing w:before="47" w:line="210" w:lineRule="exact"/>
-              <w:ind w:right="42"/>
-              <w:jc w:val="center"/>
-              <w:rPr>
-                <w:sz w:val="20"/>
-              </w:rPr>
-            </w:pPr>
-            <w:r>
-              <w:rPr>
-                <w:spacing w:val="-10"/>
-                <w:sz w:val="20"/>
-              </w:rPr>
-              <w:t>{намісці23}</w:t>
-            </w:r>
-          </w:p>
-        </w:tc>
-        <w:tc>
-          <w:tcPr>
-            <w:tcW w:w="538" w:type="dxa"/>
-          </w:tcPr>
-          <w:p>
-            <w:pPr>
-              <w:pStyle w:val="TableParagraph"/>
-              <w:spacing w:before="47" w:line="210" w:lineRule="exact"/>
-              <w:ind w:left="138"/>
-              <w:rPr>
-                <w:sz w:val="20"/>
-              </w:rPr>
-            </w:pPr>
-            <w:r>
-              <w:rPr>
-                <w:spacing w:val="-5"/>
-                <w:sz w:val="20"/>
-              </w:rPr>
-              <w:t>{підчасруху23}</w:t>
-            </w:r>
-          </w:p>
-        </w:tc>
-        <w:tc>
-          <w:tcPr>
-            <w:tcW w:w="538" w:type="dxa"/>
-          </w:tcPr>
-          <w:p>
-            <w:pPr>
-              <w:pStyle w:val="TableParagraph"/>
-              <w:spacing w:before="47" w:line="210" w:lineRule="exact"/>
-              <w:ind w:left="140"/>
-              <w:rPr>
-                <w:sz w:val="20"/>
-              </w:rPr>
-            </w:pPr>
-            <w:r>
-              <w:rPr>
-                <w:spacing w:val="-5"/>
-                <w:sz w:val="20"/>
-              </w:rPr>
-              <w:t>{мотогодини23}</w:t>
-            </w:r>
-          </w:p>
-        </w:tc>
-        <w:tc>
-          <w:tcPr>
-            <w:tcW w:w="547" w:type="dxa"/>
-          </w:tcPr>
-          <w:p>
-            <w:pPr>
-              <w:pStyle w:val="TableParagraph"/>
-              <w:spacing w:before="47" w:line="210" w:lineRule="exact"/>
-              <w:ind w:left="184"/>
-              <w:rPr>
-                <w:sz w:val="20"/>
-              </w:rPr>
-            </w:pPr>
-            <w:r>
-              <w:rPr>
-                <w:spacing w:val="-5"/>
-                <w:sz w:val="20"/>
-              </w:rPr>
-              <w:t>{вантаж23}</w:t>
-            </w:r>
-          </w:p>
-        </w:tc>
-        <w:tc>
-          <w:tcPr>
-            <w:tcW w:w="538" w:type="dxa"/>
-          </w:tcPr>
-          <w:p>
-            <w:pPr>
-              <w:pStyle w:val="TableParagraph"/>
-              <w:spacing w:before="47" w:line="210" w:lineRule="exact"/>
-              <w:ind w:left="78"/>
-              <w:rPr>
-                <w:sz w:val="20"/>
-              </w:rPr>
-            </w:pPr>
-            <w:r>
-              <w:rPr>
-                <w:spacing w:val="-5"/>
-                <w:sz w:val="20"/>
-              </w:rPr>
-              <w:t>{кількість23}</w:t>
-            </w:r>
-          </w:p>
-        </w:tc>
-        <w:tc>
-          <w:tcPr>
-            <w:tcW w:w="1718" w:type="dxa"/>
-          </w:tcPr>
-          <w:p>
-            <w:pPr>
-              <w:pStyle w:val="TableParagraph"/>
-              <w:spacing w:before="47" w:line="210" w:lineRule="exact"/>
-              <w:ind w:right="26"/>
-              <w:jc w:val="center"/>
-              <w:rPr>
-                <w:sz w:val="20"/>
-              </w:rPr>
-            </w:pPr>
-            <w:r>
-              <w:rPr>
-                <w:spacing w:val="-5"/>
-                <w:sz w:val="20"/>
-              </w:rPr>
-              <w:t>{спідометр23}</w:t>
-            </w:r>
-          </w:p>
-        </w:tc>
-      </w:tr>
-      <w:tr>
-        <w:trPr>
-          <w:trHeight w:val="288"/>
-        </w:trPr>
-        <w:tc>
-          <w:tcPr>
-            <w:tcW w:w="3235" w:type="dxa"/>
-          </w:tcPr>
-          <w:p>
-            <w:pPr>
-              <w:pStyle w:val="TableParagraph"/>
-              <w:spacing w:before="47" w:line="210" w:lineRule="exact"/>
-              <w:ind w:right="374"/>
-              <w:jc w:val="center"/>
-              <w:rPr>
-                <w:sz w:val="20"/>
-              </w:rPr>
-            </w:pPr>
-            <w:r>
-              <w:rPr>
-                <w:spacing w:val="-10"/>
-                <w:sz w:val="20"/>
-              </w:rPr>
-              <w:t>{маршрут24}</w:t>
-            </w:r>
-          </w:p>
-        </w:tc>
-        <w:tc>
-          <w:tcPr>
-            <w:tcW w:w="902" w:type="dxa"/>
-          </w:tcPr>
-          <w:p>
-            <w:pPr>
-              <w:pStyle w:val="TableParagraph"/>
-              <w:spacing w:before="47" w:line="210" w:lineRule="exact"/>
-              <w:jc w:val="center"/>
-              <w:rPr>
-                <w:sz w:val="18"/>
-              </w:rPr>
-            </w:pPr>
-            <w:r>
-              <w:rPr>
-                <w:spacing w:val="-10"/>
-                <w:sz w:val="18"/>
-              </w:rPr>
-              <w:t>{вибуття24}</w:t>
-            </w:r>
-          </w:p>
-        </w:tc>
-        <w:tc>
-          <w:tcPr>
-            <w:tcW w:w="902" w:type="dxa"/>
-          </w:tcPr>
-          <w:p>
-            <w:pPr>
-              <w:pStyle w:val="TableParagraph"/>
-              <w:spacing w:before="47" w:line="210" w:lineRule="exact"/>
-              <w:jc w:val="center"/>
-              <w:rPr>
-                <w:sz w:val="18"/>
-              </w:rPr>
-            </w:pPr>
-            <w:r>
-              <w:rPr>
-                <w:spacing w:val="-10"/>
-                <w:sz w:val="18"/>
-              </w:rPr>
-              <w:t>{прибуття24}</w:t>
-            </w:r>
-          </w:p>
-        </w:tc>
-        <w:tc>
-          <w:tcPr>
-            <w:tcW w:w="538" w:type="dxa"/>
-          </w:tcPr>
-          <w:p>
-            <w:pPr>
-              <w:pStyle w:val="TableParagraph"/>
-              <w:spacing w:before="47" w:line="210" w:lineRule="exact"/>
-              <w:ind w:left="18" w:right="80"/>
-              <w:jc w:val="center"/>
-              <w:rPr>
-                <w:sz w:val="20"/>
-              </w:rPr>
-            </w:pPr>
-            <w:r>
-              <w:rPr>
-                <w:spacing w:val="-10"/>
-                <w:sz w:val="20"/>
-              </w:rPr>
-              <w:t>{звантажем24}</w:t>
-            </w:r>
-          </w:p>
-        </w:tc>
-        <w:tc>
-          <w:tcPr>
-            <w:tcW w:w="547" w:type="dxa"/>
-          </w:tcPr>
-          <w:p>
-            <w:pPr>
-              <w:pStyle w:val="TableParagraph"/>
-              <w:spacing w:before="47" w:line="210" w:lineRule="exact"/>
-              <w:ind w:right="71"/>
-              <w:jc w:val="center"/>
-              <w:rPr>
-                <w:sz w:val="20"/>
-              </w:rPr>
-            </w:pPr>
-            <w:r>
-              <w:rPr>
-                <w:spacing w:val="-10"/>
-                <w:sz w:val="20"/>
-              </w:rPr>
-              <w:t>{безвантажу24}</w:t>
-            </w:r>
-          </w:p>
-        </w:tc>
-        <w:tc>
-          <w:tcPr>
-            <w:tcW w:w="538" w:type="dxa"/>
-          </w:tcPr>
-          <w:p>
-            <w:pPr>
-              <w:pStyle w:val="TableParagraph"/>
-              <w:spacing w:before="47" w:line="210" w:lineRule="exact"/>
-              <w:ind w:right="80"/>
-              <w:jc w:val="center"/>
-              <w:rPr>
-                <w:sz w:val="20"/>
-              </w:rPr>
-            </w:pPr>
-            <w:r>
-              <w:rPr>
-                <w:spacing w:val="-10"/>
-                <w:sz w:val="20"/>
-              </w:rPr>
-              <w:t>{усього24}</w:t>
-            </w:r>
-          </w:p>
-        </w:tc>
-        <w:tc>
-          <w:tcPr>
-            <w:tcW w:w="566" w:type="dxa"/>
-          </w:tcPr>
-          <w:p>
-            <w:pPr>
-              <w:pStyle w:val="TableParagraph"/>
-              <w:spacing w:before="47" w:line="210" w:lineRule="exact"/>
-              <w:ind w:left="191"/>
-              <w:rPr>
-                <w:sz w:val="20"/>
-              </w:rPr>
-            </w:pPr>
-            <w:r>
-              <w:rPr>
-                <w:spacing w:val="-10"/>
-                <w:sz w:val="20"/>
-              </w:rPr>
-              <w:t>{зпричепом24}</w:t>
-            </w:r>
-          </w:p>
-        </w:tc>
-        <w:tc>
-          <w:tcPr>
-            <w:tcW w:w="864" w:type="dxa"/>
-          </w:tcPr>
-          <w:p>
-            <w:pPr>
-              <w:pStyle w:val="TableParagraph"/>
-              <w:spacing w:before="47" w:line="210" w:lineRule="exact"/>
-              <w:ind w:left="155"/>
-              <w:rPr>
-                <w:sz w:val="20"/>
-              </w:rPr>
-            </w:pPr>
-            <w:r>
-              <w:rPr>
-                <w:spacing w:val="-10"/>
-                <w:sz w:val="20"/>
-              </w:rPr>
-              <w:t>{набуксирі24}</w:t>
-            </w:r>
-          </w:p>
-        </w:tc>
-        <w:tc>
-          <w:tcPr>
-            <w:tcW w:w="528" w:type="dxa"/>
-          </w:tcPr>
-          <w:p>
-            <w:pPr>
-              <w:pStyle w:val="TableParagraph"/>
-              <w:spacing w:before="47" w:line="210" w:lineRule="exact"/>
-              <w:ind w:right="42"/>
-              <w:jc w:val="center"/>
-              <w:rPr>
-                <w:sz w:val="20"/>
-              </w:rPr>
-            </w:pPr>
-            <w:r>
-              <w:rPr>
-                <w:spacing w:val="-10"/>
-                <w:sz w:val="20"/>
-              </w:rPr>
-              <w:t>{намісці24}</w:t>
-            </w:r>
-          </w:p>
-        </w:tc>
-        <w:tc>
-          <w:tcPr>
-            <w:tcW w:w="538" w:type="dxa"/>
-          </w:tcPr>
-          <w:p>
-            <w:pPr>
-              <w:pStyle w:val="TableParagraph"/>
-              <w:spacing w:before="47" w:line="210" w:lineRule="exact"/>
-              <w:ind w:left="138"/>
-              <w:rPr>
-                <w:sz w:val="20"/>
-              </w:rPr>
-            </w:pPr>
-            <w:r>
-              <w:rPr>
-                <w:spacing w:val="-5"/>
-                <w:sz w:val="20"/>
-              </w:rPr>
-              <w:t>{підчасруху24}</w:t>
-            </w:r>
-          </w:p>
-        </w:tc>
-        <w:tc>
-          <w:tcPr>
-            <w:tcW w:w="538" w:type="dxa"/>
-          </w:tcPr>
-          <w:p>
-            <w:pPr>
-              <w:pStyle w:val="TableParagraph"/>
-              <w:spacing w:before="47" w:line="210" w:lineRule="exact"/>
-              <w:ind w:left="140"/>
-              <w:rPr>
-                <w:sz w:val="20"/>
-              </w:rPr>
-            </w:pPr>
-            <w:r>
-              <w:rPr>
-                <w:spacing w:val="-5"/>
-                <w:sz w:val="20"/>
-              </w:rPr>
-              <w:t>{мотогодини24}</w:t>
-            </w:r>
-          </w:p>
-        </w:tc>
-        <w:tc>
-          <w:tcPr>
-            <w:tcW w:w="547" w:type="dxa"/>
-          </w:tcPr>
-          <w:p>
-            <w:pPr>
-              <w:pStyle w:val="TableParagraph"/>
-              <w:spacing w:before="47" w:line="210" w:lineRule="exact"/>
-              <w:ind w:left="184"/>
-              <w:rPr>
-                <w:sz w:val="20"/>
-              </w:rPr>
-            </w:pPr>
-            <w:r>
-              <w:rPr>
-                <w:spacing w:val="-5"/>
-                <w:sz w:val="20"/>
-              </w:rPr>
-              <w:t>{вантаж24}</w:t>
-            </w:r>
-          </w:p>
-        </w:tc>
-        <w:tc>
-          <w:tcPr>
-            <w:tcW w:w="538" w:type="dxa"/>
-          </w:tcPr>
-          <w:p>
-            <w:pPr>
-              <w:pStyle w:val="TableParagraph"/>
-              <w:spacing w:before="47" w:line="210" w:lineRule="exact"/>
-              <w:ind w:left="78"/>
-              <w:rPr>
-                <w:sz w:val="20"/>
-              </w:rPr>
-            </w:pPr>
-            <w:r>
-              <w:rPr>
-                <w:spacing w:val="-5"/>
-                <w:sz w:val="20"/>
-              </w:rPr>
-              <w:t>{кількість24}</w:t>
-            </w:r>
-          </w:p>
-        </w:tc>
-        <w:tc>
-          <w:tcPr>
-            <w:tcW w:w="1718" w:type="dxa"/>
-          </w:tcPr>
-          <w:p>
-            <w:pPr>
-              <w:pStyle w:val="TableParagraph"/>
-              <w:spacing w:before="47" w:line="210" w:lineRule="exact"/>
-              <w:ind w:right="26"/>
-              <w:jc w:val="center"/>
-              <w:rPr>
-                <w:sz w:val="20"/>
-              </w:rPr>
-            </w:pPr>
-            <w:r>
-              <w:rPr>
-                <w:spacing w:val="-5"/>
-                <w:sz w:val="20"/>
-              </w:rPr>
-              <w:t>{спідометр24}</w:t>
             </w:r>
           </w:p>
         </w:tc>
@@ -13635,13 +12997,6 @@
         </w:rPr>
         <w:t>ініціали)</w:t>
       </w:r>
-    </w:p>
-    <w:p>
-      <w:pPr>
-        <w:pStyle w:val="1"/>
-        <w:spacing w:line="240" w:lineRule="auto"/>
-        <w:jc w:val="center"/>
-      </w:pPr>
     </w:p>
     <w:p>
       <w:pPr>

--- a/шаблон.docx
+++ b/шаблон.docx
@@ -4150,6 +4150,7 @@
           <w:p>
             <w:pPr>
               <w:pStyle w:val="TableParagraph"/>
+              <w:jc w:val="center"/>
               <w:rPr>
                 <w:sz w:val="18"/>
               </w:rPr>
@@ -4170,6 +4171,7 @@
           <w:p>
             <w:pPr>
               <w:pStyle w:val="TableParagraph"/>
+              <w:jc w:val="center"/>
               <w:rPr>
                 <w:sz w:val="18"/>
               </w:rPr>
@@ -4190,6 +4192,7 @@
           <w:p>
             <w:pPr>
               <w:pStyle w:val="TableParagraph"/>
+              <w:jc w:val="center"/>
               <w:rPr>
                 <w:sz w:val="18"/>
               </w:rPr>
@@ -4209,6 +4212,7 @@
           <w:p>
             <w:pPr>
               <w:pStyle w:val="TableParagraph"/>
+              <w:jc w:val="center"/>
               <w:rPr>
                 <w:sz w:val="18"/>
               </w:rPr>

--- a/шаблон.docx
+++ b/шаблон.docx
@@ -4070,6 +4070,7 @@
           <w:p>
             <w:pPr>
               <w:pStyle w:val="TableParagraph"/>
+              <w:jc w:val="center"/>
               <w:rPr>
                 <w:sz w:val="18"/>
               </w:rPr>
@@ -4090,6 +4091,7 @@
           <w:p>
             <w:pPr>
               <w:pStyle w:val="TableParagraph"/>
+              <w:jc w:val="center"/>
               <w:rPr>
                 <w:sz w:val="18"/>
               </w:rPr>
@@ -4110,6 +4112,7 @@
           <w:p>
             <w:pPr>
               <w:pStyle w:val="TableParagraph"/>
+              <w:jc w:val="center"/>
               <w:rPr>
                 <w:sz w:val="18"/>
               </w:rPr>
@@ -4130,6 +4133,7 @@
           <w:p>
             <w:pPr>
               <w:pStyle w:val="TableParagraph"/>
+              <w:jc w:val="center"/>
               <w:rPr>
                 <w:sz w:val="18"/>
               </w:rPr>

--- a/шаблон.docx
+++ b/шаблон.docx
@@ -4046,19 +4046,20 @@
           <w:tcPr>
             <w:tcW w:w="2203" w:type="dxa"/>
             <w:gridSpan w:val="3"/>
-          </w:tcPr>
-          <w:p>
-            <w:pPr>
-              <w:pStyle w:val="TableParagraph"/>
-              <w:rPr>
-                <w:sz w:val="18"/>
-              </w:rPr>
-            </w:pPr>
-            <w:r>
-              <w:rPr>
-                <w:sz w:val="18"/>
-              </w:rPr>
-              <w:t>{#пмм}{найменування}</w:t>
+            <w:vAlign w:val="center"/>
+          </w:tcPr>
+          <w:p>
+            <w:pPr>
+              <w:pStyle w:val="TableParagraph"/>
+              <w:rPr>
+                <w:sz w:val="18"/>
+              </w:rPr>
+            </w:pPr>
+            <w:r>
+              <w:rPr>
+                <w:sz w:val="18"/>
+              </w:rPr>
+              <w:t>{найменування1}</w:t>
             </w:r>
           </w:p>
         </w:tc>
@@ -4066,20 +4067,21 @@
           <w:tcPr>
             <w:tcW w:w="990" w:type="dxa"/>
             <w:gridSpan w:val="2"/>
-          </w:tcPr>
-          <w:p>
-            <w:pPr>
-              <w:pStyle w:val="TableParagraph"/>
-              <w:jc w:val="center"/>
-              <w:rPr>
-                <w:sz w:val="18"/>
-              </w:rPr>
-            </w:pPr>
-            <w:r>
-              <w:rPr>
-                <w:sz w:val="18"/>
-              </w:rPr>
-              <w:t>{код}</w:t>
+            <w:vAlign w:val="center"/>
+          </w:tcPr>
+          <w:p>
+            <w:pPr>
+              <w:pStyle w:val="TableParagraph"/>
+              <w:jc w:val="center"/>
+              <w:rPr>
+                <w:sz w:val="18"/>
+              </w:rPr>
+            </w:pPr>
+            <w:r>
+              <w:rPr>
+                <w:sz w:val="18"/>
+              </w:rPr>
+              <w:t>{код1}</w:t>
             </w:r>
           </w:p>
         </w:tc>
@@ -4087,20 +4089,21 @@
           <w:tcPr>
             <w:tcW w:w="1133" w:type="dxa"/>
             <w:gridSpan w:val="2"/>
-          </w:tcPr>
-          <w:p>
-            <w:pPr>
-              <w:pStyle w:val="TableParagraph"/>
-              <w:jc w:val="center"/>
-              <w:rPr>
-                <w:sz w:val="18"/>
-              </w:rPr>
-            </w:pPr>
-            <w:r>
-              <w:rPr>
-                <w:sz w:val="18"/>
-              </w:rPr>
-              <w:t>{наявність}</w:t>
+            <w:vAlign w:val="center"/>
+          </w:tcPr>
+          <w:p>
+            <w:pPr>
+              <w:pStyle w:val="TableParagraph"/>
+              <w:jc w:val="center"/>
+              <w:rPr>
+                <w:sz w:val="18"/>
+              </w:rPr>
+            </w:pPr>
+            <w:r>
+              <w:rPr>
+                <w:sz w:val="18"/>
+              </w:rPr>
+              <w:t>{наявність1}</w:t>
             </w:r>
           </w:p>
         </w:tc>
@@ -4108,20 +4111,21 @@
           <w:tcPr>
             <w:tcW w:w="2258" w:type="dxa"/>
             <w:gridSpan w:val="2"/>
-          </w:tcPr>
-          <w:p>
-            <w:pPr>
-              <w:pStyle w:val="TableParagraph"/>
-              <w:jc w:val="center"/>
-              <w:rPr>
-                <w:sz w:val="18"/>
-              </w:rPr>
-            </w:pPr>
-            <w:r>
-              <w:rPr>
-                <w:sz w:val="18"/>
-              </w:rPr>
-              <w:t>{отримано}</w:t>
+            <w:vAlign w:val="center"/>
+          </w:tcPr>
+          <w:p>
+            <w:pPr>
+              <w:pStyle w:val="TableParagraph"/>
+              <w:jc w:val="center"/>
+              <w:rPr>
+                <w:sz w:val="18"/>
+              </w:rPr>
+            </w:pPr>
+            <w:r>
+              <w:rPr>
+                <w:sz w:val="18"/>
+              </w:rPr>
+              <w:t>{отримано1}</w:t>
             </w:r>
           </w:p>
         </w:tc>
@@ -4129,20 +4133,21 @@
           <w:tcPr>
             <w:tcW w:w="1560" w:type="dxa"/>
             <w:gridSpan w:val="3"/>
-          </w:tcPr>
-          <w:p>
-            <w:pPr>
-              <w:pStyle w:val="TableParagraph"/>
-              <w:jc w:val="center"/>
-              <w:rPr>
-                <w:sz w:val="18"/>
-              </w:rPr>
-            </w:pPr>
-            <w:r>
-              <w:rPr>
-                <w:sz w:val="18"/>
-              </w:rPr>
-              <w:t>{стоянка}</w:t>
+            <w:vAlign w:val="center"/>
+          </w:tcPr>
+          <w:p>
+            <w:pPr>
+              <w:pStyle w:val="TableParagraph"/>
+              <w:jc w:val="center"/>
+              <w:rPr>
+                <w:sz w:val="18"/>
+              </w:rPr>
+            </w:pPr>
+            <w:r>
+              <w:rPr>
+                <w:sz w:val="18"/>
+              </w:rPr>
+              <w:t>{стоянка1}</w:t>
             </w:r>
           </w:p>
         </w:tc>
@@ -4150,20 +4155,21 @@
           <w:tcPr>
             <w:tcW w:w="1265" w:type="dxa"/>
             <w:gridSpan w:val="3"/>
-          </w:tcPr>
-          <w:p>
-            <w:pPr>
-              <w:pStyle w:val="TableParagraph"/>
-              <w:jc w:val="center"/>
-              <w:rPr>
-                <w:sz w:val="18"/>
-              </w:rPr>
-            </w:pPr>
-            <w:r>
-              <w:rPr>
-                <w:sz w:val="18"/>
-              </w:rPr>
-              <w:t>{витрачено}</w:t>
+            <w:vAlign w:val="center"/>
+          </w:tcPr>
+          <w:p>
+            <w:pPr>
+              <w:pStyle w:val="TableParagraph"/>
+              <w:jc w:val="center"/>
+              <w:rPr>
+                <w:sz w:val="18"/>
+              </w:rPr>
+            </w:pPr>
+            <w:r>
+              <w:rPr>
+                <w:sz w:val="18"/>
+              </w:rPr>
+              <w:t>{витрачено1}</w:t>
             </w:r>
           </w:p>
         </w:tc>
@@ -4171,20 +4177,21 @@
           <w:tcPr>
             <w:tcW w:w="1282" w:type="dxa"/>
             <w:gridSpan w:val="3"/>
-          </w:tcPr>
-          <w:p>
-            <w:pPr>
-              <w:pStyle w:val="TableParagraph"/>
-              <w:jc w:val="center"/>
-              <w:rPr>
-                <w:sz w:val="18"/>
-              </w:rPr>
-            </w:pPr>
-            <w:r>
-              <w:rPr>
-                <w:sz w:val="18"/>
-              </w:rPr>
-              <w:t>{належить}</w:t>
+            <w:vAlign w:val="center"/>
+          </w:tcPr>
+          <w:p>
+            <w:pPr>
+              <w:pStyle w:val="TableParagraph"/>
+              <w:jc w:val="center"/>
+              <w:rPr>
+                <w:sz w:val="18"/>
+              </w:rPr>
+            </w:pPr>
+            <w:r>
+              <w:rPr>
+                <w:sz w:val="18"/>
+              </w:rPr>
+              <w:t>{належить1}</w:t>
             </w:r>
           </w:p>
         </w:tc>
@@ -4192,40 +4199,3799 @@
           <w:tcPr>
             <w:tcW w:w="814" w:type="dxa"/>
             <w:gridSpan w:val="2"/>
-          </w:tcPr>
-          <w:p>
-            <w:pPr>
-              <w:pStyle w:val="TableParagraph"/>
-              <w:jc w:val="center"/>
-              <w:rPr>
-                <w:sz w:val="18"/>
-              </w:rPr>
-            </w:pPr>
-            <w:r>
-              <w:rPr>
-                <w:sz w:val="18"/>
-              </w:rPr>
-              <w:t>{економія}</w:t>
+            <w:vAlign w:val="center"/>
+          </w:tcPr>
+          <w:p>
+            <w:pPr>
+              <w:pStyle w:val="TableParagraph"/>
+              <w:jc w:val="center"/>
+              <w:rPr>
+                <w:sz w:val="18"/>
+              </w:rPr>
+            </w:pPr>
+            <w:r>
+              <w:rPr>
+                <w:sz w:val="18"/>
+              </w:rPr>
+              <w:t>{економія1}</w:t>
             </w:r>
           </w:p>
         </w:tc>
         <w:tc>
           <w:tcPr>
             <w:tcW w:w="887" w:type="dxa"/>
-          </w:tcPr>
-          <w:p>
-            <w:pPr>
-              <w:pStyle w:val="TableParagraph"/>
-              <w:jc w:val="center"/>
-              <w:rPr>
-                <w:sz w:val="18"/>
-              </w:rPr>
-            </w:pPr>
-            <w:r>
-              <w:rPr>
-                <w:sz w:val="18"/>
-              </w:rPr>
-              <w:t>{перевитрата}{/пмм}</w:t>
+            <w:vAlign w:val="center"/>
+          </w:tcPr>
+          <w:p>
+            <w:pPr>
+              <w:pStyle w:val="TableParagraph"/>
+              <w:jc w:val="center"/>
+              <w:rPr>
+                <w:sz w:val="18"/>
+              </w:rPr>
+            </w:pPr>
+            <w:r>
+              <w:rPr>
+                <w:sz w:val="18"/>
+              </w:rPr>
+              <w:t>{перевитрата1}</w:t>
+            </w:r>
+          </w:p>
+        </w:tc>
+        <w:tc>
+          <w:tcPr>
+            <w:tcW w:w="371" w:type="dxa"/>
+            <w:vMerge/>
+            <w:tcBorders>
+              <w:top w:val="nil"/>
+            </w:tcBorders>
+          </w:tcPr>
+          <w:p>
+            <w:pPr>
+              <w:rPr>
+                <w:sz w:val="2"/>
+                <w:szCs w:val="2"/>
+              </w:rPr>
+            </w:pPr>
+          </w:p>
+        </w:tc>
+      </w:tr>
+      <w:tr>
+        <w:trPr>
+          <w:trHeight w:val="288"/>
+        </w:trPr>
+        <w:tc>
+          <w:tcPr>
+            <w:tcW w:w="449" w:type="dxa"/>
+            <w:vMerge/>
+            <w:tcBorders>
+              <w:top w:val="nil"/>
+            </w:tcBorders>
+            <w:textDirection w:val="btLr"/>
+          </w:tcPr>
+          <w:p>
+            <w:pPr>
+              <w:rPr>
+                <w:sz w:val="2"/>
+                <w:szCs w:val="2"/>
+              </w:rPr>
+            </w:pPr>
+          </w:p>
+        </w:tc>
+        <w:tc>
+          <w:tcPr>
+            <w:tcW w:w="2516" w:type="dxa"/>
+            <w:vMerge/>
+            <w:tcBorders>
+              <w:top w:val="nil"/>
+            </w:tcBorders>
+            <w:textDirection w:val="btLr"/>
+          </w:tcPr>
+          <w:p>
+            <w:pPr>
+              <w:rPr>
+                <w:sz w:val="2"/>
+                <w:szCs w:val="2"/>
+              </w:rPr>
+            </w:pPr>
+          </w:p>
+        </w:tc>
+        <w:tc>
+          <w:tcPr>
+            <w:tcW w:w="138" w:type="dxa"/>
+            <w:vMerge/>
+            <w:tcBorders>
+              <w:top w:val="nil"/>
+            </w:tcBorders>
+          </w:tcPr>
+          <w:p>
+            <w:pPr>
+              <w:rPr>
+                <w:sz w:val="2"/>
+                <w:szCs w:val="2"/>
+              </w:rPr>
+            </w:pPr>
+          </w:p>
+        </w:tc>
+        <w:tc>
+          <w:tcPr>
+            <w:tcW w:w="113" w:type="dxa"/>
+            <w:vMerge/>
+            <w:tcBorders>
+              <w:top w:val="nil"/>
+              <w:right w:val="nil"/>
+            </w:tcBorders>
+          </w:tcPr>
+          <w:p>
+            <w:pPr>
+              <w:rPr>
+                <w:sz w:val="2"/>
+                <w:szCs w:val="2"/>
+              </w:rPr>
+            </w:pPr>
+          </w:p>
+        </w:tc>
+        <w:tc>
+          <w:tcPr>
+            <w:tcW w:w="2203" w:type="dxa"/>
+            <w:gridSpan w:val="3"/>
+            <w:vAlign w:val="center"/>
+          </w:tcPr>
+          <w:p>
+            <w:pPr>
+              <w:pStyle w:val="TableParagraph"/>
+              <w:rPr>
+                <w:sz w:val="18"/>
+              </w:rPr>
+            </w:pPr>
+            <w:r>
+              <w:rPr>
+                <w:sz w:val="18"/>
+              </w:rPr>
+              <w:t>{найменування2}</w:t>
+            </w:r>
+          </w:p>
+        </w:tc>
+        <w:tc>
+          <w:tcPr>
+            <w:tcW w:w="990" w:type="dxa"/>
+            <w:gridSpan w:val="2"/>
+            <w:vAlign w:val="center"/>
+          </w:tcPr>
+          <w:p>
+            <w:pPr>
+              <w:pStyle w:val="TableParagraph"/>
+              <w:jc w:val="center"/>
+              <w:rPr>
+                <w:sz w:val="18"/>
+              </w:rPr>
+            </w:pPr>
+            <w:r>
+              <w:rPr>
+                <w:sz w:val="18"/>
+              </w:rPr>
+              <w:t>{код2}</w:t>
+            </w:r>
+          </w:p>
+        </w:tc>
+        <w:tc>
+          <w:tcPr>
+            <w:tcW w:w="1133" w:type="dxa"/>
+            <w:gridSpan w:val="2"/>
+            <w:vAlign w:val="center"/>
+          </w:tcPr>
+          <w:p>
+            <w:pPr>
+              <w:pStyle w:val="TableParagraph"/>
+              <w:jc w:val="center"/>
+              <w:rPr>
+                <w:sz w:val="18"/>
+              </w:rPr>
+            </w:pPr>
+            <w:r>
+              <w:rPr>
+                <w:sz w:val="18"/>
+              </w:rPr>
+              <w:t>{наявність2}</w:t>
+            </w:r>
+          </w:p>
+        </w:tc>
+        <w:tc>
+          <w:tcPr>
+            <w:tcW w:w="2258" w:type="dxa"/>
+            <w:gridSpan w:val="2"/>
+            <w:vAlign w:val="center"/>
+          </w:tcPr>
+          <w:p>
+            <w:pPr>
+              <w:pStyle w:val="TableParagraph"/>
+              <w:jc w:val="center"/>
+              <w:rPr>
+                <w:sz w:val="18"/>
+              </w:rPr>
+            </w:pPr>
+            <w:r>
+              <w:rPr>
+                <w:sz w:val="18"/>
+              </w:rPr>
+              <w:t>{отримано2}</w:t>
+            </w:r>
+          </w:p>
+        </w:tc>
+        <w:tc>
+          <w:tcPr>
+            <w:tcW w:w="1560" w:type="dxa"/>
+            <w:gridSpan w:val="3"/>
+            <w:vAlign w:val="center"/>
+          </w:tcPr>
+          <w:p>
+            <w:pPr>
+              <w:pStyle w:val="TableParagraph"/>
+              <w:jc w:val="center"/>
+              <w:rPr>
+                <w:sz w:val="18"/>
+              </w:rPr>
+            </w:pPr>
+            <w:r>
+              <w:rPr>
+                <w:sz w:val="18"/>
+              </w:rPr>
+              <w:t>{стоянка2}</w:t>
+            </w:r>
+          </w:p>
+        </w:tc>
+        <w:tc>
+          <w:tcPr>
+            <w:tcW w:w="1265" w:type="dxa"/>
+            <w:gridSpan w:val="3"/>
+            <w:vAlign w:val="center"/>
+          </w:tcPr>
+          <w:p>
+            <w:pPr>
+              <w:pStyle w:val="TableParagraph"/>
+              <w:jc w:val="center"/>
+              <w:rPr>
+                <w:sz w:val="18"/>
+              </w:rPr>
+            </w:pPr>
+            <w:r>
+              <w:rPr>
+                <w:sz w:val="18"/>
+              </w:rPr>
+              <w:t>{витрачено2}</w:t>
+            </w:r>
+          </w:p>
+        </w:tc>
+        <w:tc>
+          <w:tcPr>
+            <w:tcW w:w="1282" w:type="dxa"/>
+            <w:gridSpan w:val="3"/>
+            <w:vAlign w:val="center"/>
+          </w:tcPr>
+          <w:p>
+            <w:pPr>
+              <w:pStyle w:val="TableParagraph"/>
+              <w:jc w:val="center"/>
+              <w:rPr>
+                <w:sz w:val="18"/>
+              </w:rPr>
+            </w:pPr>
+            <w:r>
+              <w:rPr>
+                <w:sz w:val="18"/>
+              </w:rPr>
+              <w:t>{належить2}</w:t>
+            </w:r>
+          </w:p>
+        </w:tc>
+        <w:tc>
+          <w:tcPr>
+            <w:tcW w:w="814" w:type="dxa"/>
+            <w:gridSpan w:val="2"/>
+            <w:vAlign w:val="center"/>
+          </w:tcPr>
+          <w:p>
+            <w:pPr>
+              <w:pStyle w:val="TableParagraph"/>
+              <w:jc w:val="center"/>
+              <w:rPr>
+                <w:sz w:val="18"/>
+              </w:rPr>
+            </w:pPr>
+            <w:r>
+              <w:rPr>
+                <w:sz w:val="18"/>
+              </w:rPr>
+              <w:t>{економія2}</w:t>
+            </w:r>
+          </w:p>
+        </w:tc>
+        <w:tc>
+          <w:tcPr>
+            <w:tcW w:w="887" w:type="dxa"/>
+            <w:vAlign w:val="center"/>
+          </w:tcPr>
+          <w:p>
+            <w:pPr>
+              <w:pStyle w:val="TableParagraph"/>
+              <w:jc w:val="center"/>
+              <w:rPr>
+                <w:sz w:val="18"/>
+              </w:rPr>
+            </w:pPr>
+            <w:r>
+              <w:rPr>
+                <w:sz w:val="18"/>
+              </w:rPr>
+              <w:t>{перевитрата2}</w:t>
+            </w:r>
+          </w:p>
+        </w:tc>
+        <w:tc>
+          <w:tcPr>
+            <w:tcW w:w="371" w:type="dxa"/>
+            <w:vMerge/>
+            <w:tcBorders>
+              <w:top w:val="nil"/>
+            </w:tcBorders>
+          </w:tcPr>
+          <w:p>
+            <w:pPr>
+              <w:rPr>
+                <w:sz w:val="2"/>
+                <w:szCs w:val="2"/>
+              </w:rPr>
+            </w:pPr>
+          </w:p>
+        </w:tc>
+      </w:tr>
+      <w:tr>
+        <w:trPr>
+          <w:trHeight w:val="288"/>
+        </w:trPr>
+        <w:tc>
+          <w:tcPr>
+            <w:tcW w:w="449" w:type="dxa"/>
+            <w:vMerge/>
+            <w:tcBorders>
+              <w:top w:val="nil"/>
+            </w:tcBorders>
+            <w:textDirection w:val="btLr"/>
+          </w:tcPr>
+          <w:p>
+            <w:pPr>
+              <w:rPr>
+                <w:sz w:val="2"/>
+                <w:szCs w:val="2"/>
+              </w:rPr>
+            </w:pPr>
+          </w:p>
+        </w:tc>
+        <w:tc>
+          <w:tcPr>
+            <w:tcW w:w="2516" w:type="dxa"/>
+            <w:vMerge/>
+            <w:tcBorders>
+              <w:top w:val="nil"/>
+            </w:tcBorders>
+            <w:textDirection w:val="btLr"/>
+          </w:tcPr>
+          <w:p>
+            <w:pPr>
+              <w:rPr>
+                <w:sz w:val="2"/>
+                <w:szCs w:val="2"/>
+              </w:rPr>
+            </w:pPr>
+          </w:p>
+        </w:tc>
+        <w:tc>
+          <w:tcPr>
+            <w:tcW w:w="138" w:type="dxa"/>
+            <w:vMerge/>
+            <w:tcBorders>
+              <w:top w:val="nil"/>
+            </w:tcBorders>
+          </w:tcPr>
+          <w:p>
+            <w:pPr>
+              <w:rPr>
+                <w:sz w:val="2"/>
+                <w:szCs w:val="2"/>
+              </w:rPr>
+            </w:pPr>
+          </w:p>
+        </w:tc>
+        <w:tc>
+          <w:tcPr>
+            <w:tcW w:w="113" w:type="dxa"/>
+            <w:vMerge/>
+            <w:tcBorders>
+              <w:top w:val="nil"/>
+              <w:right w:val="nil"/>
+            </w:tcBorders>
+          </w:tcPr>
+          <w:p>
+            <w:pPr>
+              <w:rPr>
+                <w:sz w:val="2"/>
+                <w:szCs w:val="2"/>
+              </w:rPr>
+            </w:pPr>
+          </w:p>
+        </w:tc>
+        <w:tc>
+          <w:tcPr>
+            <w:tcW w:w="2203" w:type="dxa"/>
+            <w:gridSpan w:val="3"/>
+            <w:vAlign w:val="center"/>
+          </w:tcPr>
+          <w:p>
+            <w:pPr>
+              <w:pStyle w:val="TableParagraph"/>
+              <w:rPr>
+                <w:sz w:val="18"/>
+              </w:rPr>
+            </w:pPr>
+            <w:r>
+              <w:rPr>
+                <w:sz w:val="18"/>
+              </w:rPr>
+              <w:t>{найменування3}</w:t>
+            </w:r>
+          </w:p>
+        </w:tc>
+        <w:tc>
+          <w:tcPr>
+            <w:tcW w:w="990" w:type="dxa"/>
+            <w:gridSpan w:val="2"/>
+            <w:vAlign w:val="center"/>
+          </w:tcPr>
+          <w:p>
+            <w:pPr>
+              <w:pStyle w:val="TableParagraph"/>
+              <w:jc w:val="center"/>
+              <w:rPr>
+                <w:sz w:val="18"/>
+              </w:rPr>
+            </w:pPr>
+            <w:r>
+              <w:rPr>
+                <w:sz w:val="18"/>
+              </w:rPr>
+              <w:t>{код3}</w:t>
+            </w:r>
+          </w:p>
+        </w:tc>
+        <w:tc>
+          <w:tcPr>
+            <w:tcW w:w="1133" w:type="dxa"/>
+            <w:gridSpan w:val="2"/>
+            <w:vAlign w:val="center"/>
+          </w:tcPr>
+          <w:p>
+            <w:pPr>
+              <w:pStyle w:val="TableParagraph"/>
+              <w:jc w:val="center"/>
+              <w:rPr>
+                <w:sz w:val="18"/>
+              </w:rPr>
+            </w:pPr>
+            <w:r>
+              <w:rPr>
+                <w:sz w:val="18"/>
+              </w:rPr>
+              <w:t>{наявність3}</w:t>
+            </w:r>
+          </w:p>
+        </w:tc>
+        <w:tc>
+          <w:tcPr>
+            <w:tcW w:w="2258" w:type="dxa"/>
+            <w:gridSpan w:val="2"/>
+            <w:vAlign w:val="center"/>
+          </w:tcPr>
+          <w:p>
+            <w:pPr>
+              <w:pStyle w:val="TableParagraph"/>
+              <w:jc w:val="center"/>
+              <w:rPr>
+                <w:sz w:val="18"/>
+              </w:rPr>
+            </w:pPr>
+            <w:r>
+              <w:rPr>
+                <w:sz w:val="18"/>
+              </w:rPr>
+              <w:t>{отримано3}</w:t>
+            </w:r>
+          </w:p>
+        </w:tc>
+        <w:tc>
+          <w:tcPr>
+            <w:tcW w:w="1560" w:type="dxa"/>
+            <w:gridSpan w:val="3"/>
+            <w:vAlign w:val="center"/>
+          </w:tcPr>
+          <w:p>
+            <w:pPr>
+              <w:pStyle w:val="TableParagraph"/>
+              <w:jc w:val="center"/>
+              <w:rPr>
+                <w:sz w:val="18"/>
+              </w:rPr>
+            </w:pPr>
+            <w:r>
+              <w:rPr>
+                <w:sz w:val="18"/>
+              </w:rPr>
+              <w:t>{стоянка3}</w:t>
+            </w:r>
+          </w:p>
+        </w:tc>
+        <w:tc>
+          <w:tcPr>
+            <w:tcW w:w="1265" w:type="dxa"/>
+            <w:gridSpan w:val="3"/>
+            <w:vAlign w:val="center"/>
+          </w:tcPr>
+          <w:p>
+            <w:pPr>
+              <w:pStyle w:val="TableParagraph"/>
+              <w:jc w:val="center"/>
+              <w:rPr>
+                <w:sz w:val="18"/>
+              </w:rPr>
+            </w:pPr>
+            <w:r>
+              <w:rPr>
+                <w:sz w:val="18"/>
+              </w:rPr>
+              <w:t>{витрачено3}</w:t>
+            </w:r>
+          </w:p>
+        </w:tc>
+        <w:tc>
+          <w:tcPr>
+            <w:tcW w:w="1282" w:type="dxa"/>
+            <w:gridSpan w:val="3"/>
+            <w:vAlign w:val="center"/>
+          </w:tcPr>
+          <w:p>
+            <w:pPr>
+              <w:pStyle w:val="TableParagraph"/>
+              <w:jc w:val="center"/>
+              <w:rPr>
+                <w:sz w:val="18"/>
+              </w:rPr>
+            </w:pPr>
+            <w:r>
+              <w:rPr>
+                <w:sz w:val="18"/>
+              </w:rPr>
+              <w:t>{належить3}</w:t>
+            </w:r>
+          </w:p>
+        </w:tc>
+        <w:tc>
+          <w:tcPr>
+            <w:tcW w:w="814" w:type="dxa"/>
+            <w:gridSpan w:val="2"/>
+            <w:vAlign w:val="center"/>
+          </w:tcPr>
+          <w:p>
+            <w:pPr>
+              <w:pStyle w:val="TableParagraph"/>
+              <w:jc w:val="center"/>
+              <w:rPr>
+                <w:sz w:val="18"/>
+              </w:rPr>
+            </w:pPr>
+            <w:r>
+              <w:rPr>
+                <w:sz w:val="18"/>
+              </w:rPr>
+              <w:t>{економія3}</w:t>
+            </w:r>
+          </w:p>
+        </w:tc>
+        <w:tc>
+          <w:tcPr>
+            <w:tcW w:w="887" w:type="dxa"/>
+            <w:vAlign w:val="center"/>
+          </w:tcPr>
+          <w:p>
+            <w:pPr>
+              <w:pStyle w:val="TableParagraph"/>
+              <w:jc w:val="center"/>
+              <w:rPr>
+                <w:sz w:val="18"/>
+              </w:rPr>
+            </w:pPr>
+            <w:r>
+              <w:rPr>
+                <w:sz w:val="18"/>
+              </w:rPr>
+              <w:t>{перевитрата3}</w:t>
+            </w:r>
+          </w:p>
+        </w:tc>
+        <w:tc>
+          <w:tcPr>
+            <w:tcW w:w="371" w:type="dxa"/>
+            <w:vMerge/>
+            <w:tcBorders>
+              <w:top w:val="nil"/>
+            </w:tcBorders>
+          </w:tcPr>
+          <w:p>
+            <w:pPr>
+              <w:rPr>
+                <w:sz w:val="2"/>
+                <w:szCs w:val="2"/>
+              </w:rPr>
+            </w:pPr>
+          </w:p>
+        </w:tc>
+      </w:tr>
+      <w:tr>
+        <w:trPr>
+          <w:trHeight w:val="288"/>
+        </w:trPr>
+        <w:tc>
+          <w:tcPr>
+            <w:tcW w:w="449" w:type="dxa"/>
+            <w:vMerge/>
+            <w:tcBorders>
+              <w:top w:val="nil"/>
+            </w:tcBorders>
+            <w:textDirection w:val="btLr"/>
+          </w:tcPr>
+          <w:p>
+            <w:pPr>
+              <w:rPr>
+                <w:sz w:val="2"/>
+                <w:szCs w:val="2"/>
+              </w:rPr>
+            </w:pPr>
+          </w:p>
+        </w:tc>
+        <w:tc>
+          <w:tcPr>
+            <w:tcW w:w="2516" w:type="dxa"/>
+            <w:vMerge/>
+            <w:tcBorders>
+              <w:top w:val="nil"/>
+            </w:tcBorders>
+            <w:textDirection w:val="btLr"/>
+          </w:tcPr>
+          <w:p>
+            <w:pPr>
+              <w:rPr>
+                <w:sz w:val="2"/>
+                <w:szCs w:val="2"/>
+              </w:rPr>
+            </w:pPr>
+          </w:p>
+        </w:tc>
+        <w:tc>
+          <w:tcPr>
+            <w:tcW w:w="138" w:type="dxa"/>
+            <w:vMerge/>
+            <w:tcBorders>
+              <w:top w:val="nil"/>
+            </w:tcBorders>
+          </w:tcPr>
+          <w:p>
+            <w:pPr>
+              <w:rPr>
+                <w:sz w:val="2"/>
+                <w:szCs w:val="2"/>
+              </w:rPr>
+            </w:pPr>
+          </w:p>
+        </w:tc>
+        <w:tc>
+          <w:tcPr>
+            <w:tcW w:w="113" w:type="dxa"/>
+            <w:vMerge/>
+            <w:tcBorders>
+              <w:top w:val="nil"/>
+              <w:right w:val="nil"/>
+            </w:tcBorders>
+          </w:tcPr>
+          <w:p>
+            <w:pPr>
+              <w:rPr>
+                <w:sz w:val="2"/>
+                <w:szCs w:val="2"/>
+              </w:rPr>
+            </w:pPr>
+          </w:p>
+        </w:tc>
+        <w:tc>
+          <w:tcPr>
+            <w:tcW w:w="2203" w:type="dxa"/>
+            <w:gridSpan w:val="3"/>
+            <w:vAlign w:val="center"/>
+          </w:tcPr>
+          <w:p>
+            <w:pPr>
+              <w:pStyle w:val="TableParagraph"/>
+              <w:rPr>
+                <w:sz w:val="18"/>
+              </w:rPr>
+            </w:pPr>
+            <w:r>
+              <w:rPr>
+                <w:sz w:val="18"/>
+              </w:rPr>
+              <w:t>{найменування4}</w:t>
+            </w:r>
+          </w:p>
+        </w:tc>
+        <w:tc>
+          <w:tcPr>
+            <w:tcW w:w="990" w:type="dxa"/>
+            <w:gridSpan w:val="2"/>
+            <w:vAlign w:val="center"/>
+          </w:tcPr>
+          <w:p>
+            <w:pPr>
+              <w:pStyle w:val="TableParagraph"/>
+              <w:jc w:val="center"/>
+              <w:rPr>
+                <w:sz w:val="18"/>
+              </w:rPr>
+            </w:pPr>
+            <w:r>
+              <w:rPr>
+                <w:sz w:val="18"/>
+              </w:rPr>
+              <w:t>{код4}</w:t>
+            </w:r>
+          </w:p>
+        </w:tc>
+        <w:tc>
+          <w:tcPr>
+            <w:tcW w:w="1133" w:type="dxa"/>
+            <w:gridSpan w:val="2"/>
+            <w:vAlign w:val="center"/>
+          </w:tcPr>
+          <w:p>
+            <w:pPr>
+              <w:pStyle w:val="TableParagraph"/>
+              <w:jc w:val="center"/>
+              <w:rPr>
+                <w:sz w:val="18"/>
+              </w:rPr>
+            </w:pPr>
+            <w:r>
+              <w:rPr>
+                <w:sz w:val="18"/>
+              </w:rPr>
+              <w:t>{наявність4}</w:t>
+            </w:r>
+          </w:p>
+        </w:tc>
+        <w:tc>
+          <w:tcPr>
+            <w:tcW w:w="2258" w:type="dxa"/>
+            <w:gridSpan w:val="2"/>
+            <w:vAlign w:val="center"/>
+          </w:tcPr>
+          <w:p>
+            <w:pPr>
+              <w:pStyle w:val="TableParagraph"/>
+              <w:jc w:val="center"/>
+              <w:rPr>
+                <w:sz w:val="18"/>
+              </w:rPr>
+            </w:pPr>
+            <w:r>
+              <w:rPr>
+                <w:sz w:val="18"/>
+              </w:rPr>
+              <w:t>{отримано4}</w:t>
+            </w:r>
+          </w:p>
+        </w:tc>
+        <w:tc>
+          <w:tcPr>
+            <w:tcW w:w="1560" w:type="dxa"/>
+            <w:gridSpan w:val="3"/>
+            <w:vAlign w:val="center"/>
+          </w:tcPr>
+          <w:p>
+            <w:pPr>
+              <w:pStyle w:val="TableParagraph"/>
+              <w:jc w:val="center"/>
+              <w:rPr>
+                <w:sz w:val="18"/>
+              </w:rPr>
+            </w:pPr>
+            <w:r>
+              <w:rPr>
+                <w:sz w:val="18"/>
+              </w:rPr>
+              <w:t>{стоянка4}</w:t>
+            </w:r>
+          </w:p>
+        </w:tc>
+        <w:tc>
+          <w:tcPr>
+            <w:tcW w:w="1265" w:type="dxa"/>
+            <w:gridSpan w:val="3"/>
+            <w:vAlign w:val="center"/>
+          </w:tcPr>
+          <w:p>
+            <w:pPr>
+              <w:pStyle w:val="TableParagraph"/>
+              <w:jc w:val="center"/>
+              <w:rPr>
+                <w:sz w:val="18"/>
+              </w:rPr>
+            </w:pPr>
+            <w:r>
+              <w:rPr>
+                <w:sz w:val="18"/>
+              </w:rPr>
+              <w:t>{витрачено4}</w:t>
+            </w:r>
+          </w:p>
+        </w:tc>
+        <w:tc>
+          <w:tcPr>
+            <w:tcW w:w="1282" w:type="dxa"/>
+            <w:gridSpan w:val="3"/>
+            <w:vAlign w:val="center"/>
+          </w:tcPr>
+          <w:p>
+            <w:pPr>
+              <w:pStyle w:val="TableParagraph"/>
+              <w:jc w:val="center"/>
+              <w:rPr>
+                <w:sz w:val="18"/>
+              </w:rPr>
+            </w:pPr>
+            <w:r>
+              <w:rPr>
+                <w:sz w:val="18"/>
+              </w:rPr>
+              <w:t>{належить4}</w:t>
+            </w:r>
+          </w:p>
+        </w:tc>
+        <w:tc>
+          <w:tcPr>
+            <w:tcW w:w="814" w:type="dxa"/>
+            <w:gridSpan w:val="2"/>
+            <w:vAlign w:val="center"/>
+          </w:tcPr>
+          <w:p>
+            <w:pPr>
+              <w:pStyle w:val="TableParagraph"/>
+              <w:jc w:val="center"/>
+              <w:rPr>
+                <w:sz w:val="18"/>
+              </w:rPr>
+            </w:pPr>
+            <w:r>
+              <w:rPr>
+                <w:sz w:val="18"/>
+              </w:rPr>
+              <w:t>{економія4}</w:t>
+            </w:r>
+          </w:p>
+        </w:tc>
+        <w:tc>
+          <w:tcPr>
+            <w:tcW w:w="887" w:type="dxa"/>
+            <w:vAlign w:val="center"/>
+          </w:tcPr>
+          <w:p>
+            <w:pPr>
+              <w:pStyle w:val="TableParagraph"/>
+              <w:jc w:val="center"/>
+              <w:rPr>
+                <w:sz w:val="18"/>
+              </w:rPr>
+            </w:pPr>
+            <w:r>
+              <w:rPr>
+                <w:sz w:val="18"/>
+              </w:rPr>
+              <w:t>{перевитрата4}</w:t>
+            </w:r>
+          </w:p>
+        </w:tc>
+        <w:tc>
+          <w:tcPr>
+            <w:tcW w:w="371" w:type="dxa"/>
+            <w:vMerge/>
+            <w:tcBorders>
+              <w:top w:val="nil"/>
+            </w:tcBorders>
+          </w:tcPr>
+          <w:p>
+            <w:pPr>
+              <w:rPr>
+                <w:sz w:val="2"/>
+                <w:szCs w:val="2"/>
+              </w:rPr>
+            </w:pPr>
+          </w:p>
+        </w:tc>
+      </w:tr>
+      <w:tr>
+        <w:trPr>
+          <w:trHeight w:val="288"/>
+        </w:trPr>
+        <w:tc>
+          <w:tcPr>
+            <w:tcW w:w="449" w:type="dxa"/>
+            <w:vMerge/>
+            <w:tcBorders>
+              <w:top w:val="nil"/>
+            </w:tcBorders>
+            <w:textDirection w:val="btLr"/>
+          </w:tcPr>
+          <w:p>
+            <w:pPr>
+              <w:rPr>
+                <w:sz w:val="2"/>
+                <w:szCs w:val="2"/>
+              </w:rPr>
+            </w:pPr>
+          </w:p>
+        </w:tc>
+        <w:tc>
+          <w:tcPr>
+            <w:tcW w:w="2516" w:type="dxa"/>
+            <w:vMerge/>
+            <w:tcBorders>
+              <w:top w:val="nil"/>
+            </w:tcBorders>
+            <w:textDirection w:val="btLr"/>
+          </w:tcPr>
+          <w:p>
+            <w:pPr>
+              <w:rPr>
+                <w:sz w:val="2"/>
+                <w:szCs w:val="2"/>
+              </w:rPr>
+            </w:pPr>
+          </w:p>
+        </w:tc>
+        <w:tc>
+          <w:tcPr>
+            <w:tcW w:w="138" w:type="dxa"/>
+            <w:vMerge/>
+            <w:tcBorders>
+              <w:top w:val="nil"/>
+            </w:tcBorders>
+          </w:tcPr>
+          <w:p>
+            <w:pPr>
+              <w:rPr>
+                <w:sz w:val="2"/>
+                <w:szCs w:val="2"/>
+              </w:rPr>
+            </w:pPr>
+          </w:p>
+        </w:tc>
+        <w:tc>
+          <w:tcPr>
+            <w:tcW w:w="113" w:type="dxa"/>
+            <w:vMerge/>
+            <w:tcBorders>
+              <w:top w:val="nil"/>
+              <w:right w:val="nil"/>
+            </w:tcBorders>
+          </w:tcPr>
+          <w:p>
+            <w:pPr>
+              <w:rPr>
+                <w:sz w:val="2"/>
+                <w:szCs w:val="2"/>
+              </w:rPr>
+            </w:pPr>
+          </w:p>
+        </w:tc>
+        <w:tc>
+          <w:tcPr>
+            <w:tcW w:w="2203" w:type="dxa"/>
+            <w:gridSpan w:val="3"/>
+            <w:vAlign w:val="center"/>
+          </w:tcPr>
+          <w:p>
+            <w:pPr>
+              <w:pStyle w:val="TableParagraph"/>
+              <w:rPr>
+                <w:sz w:val="18"/>
+              </w:rPr>
+            </w:pPr>
+            <w:r>
+              <w:rPr>
+                <w:sz w:val="18"/>
+              </w:rPr>
+              <w:t>{найменування5}</w:t>
+            </w:r>
+          </w:p>
+        </w:tc>
+        <w:tc>
+          <w:tcPr>
+            <w:tcW w:w="990" w:type="dxa"/>
+            <w:gridSpan w:val="2"/>
+            <w:vAlign w:val="center"/>
+          </w:tcPr>
+          <w:p>
+            <w:pPr>
+              <w:pStyle w:val="TableParagraph"/>
+              <w:jc w:val="center"/>
+              <w:rPr>
+                <w:sz w:val="18"/>
+              </w:rPr>
+            </w:pPr>
+            <w:r>
+              <w:rPr>
+                <w:sz w:val="18"/>
+              </w:rPr>
+              <w:t>{код5}</w:t>
+            </w:r>
+          </w:p>
+        </w:tc>
+        <w:tc>
+          <w:tcPr>
+            <w:tcW w:w="1133" w:type="dxa"/>
+            <w:gridSpan w:val="2"/>
+            <w:vAlign w:val="center"/>
+          </w:tcPr>
+          <w:p>
+            <w:pPr>
+              <w:pStyle w:val="TableParagraph"/>
+              <w:jc w:val="center"/>
+              <w:rPr>
+                <w:sz w:val="18"/>
+              </w:rPr>
+            </w:pPr>
+            <w:r>
+              <w:rPr>
+                <w:sz w:val="18"/>
+              </w:rPr>
+              <w:t>{наявність5}</w:t>
+            </w:r>
+          </w:p>
+        </w:tc>
+        <w:tc>
+          <w:tcPr>
+            <w:tcW w:w="2258" w:type="dxa"/>
+            <w:gridSpan w:val="2"/>
+            <w:vAlign w:val="center"/>
+          </w:tcPr>
+          <w:p>
+            <w:pPr>
+              <w:pStyle w:val="TableParagraph"/>
+              <w:jc w:val="center"/>
+              <w:rPr>
+                <w:sz w:val="18"/>
+              </w:rPr>
+            </w:pPr>
+            <w:r>
+              <w:rPr>
+                <w:sz w:val="18"/>
+              </w:rPr>
+              <w:t>{отримано5}</w:t>
+            </w:r>
+          </w:p>
+        </w:tc>
+        <w:tc>
+          <w:tcPr>
+            <w:tcW w:w="1560" w:type="dxa"/>
+            <w:gridSpan w:val="3"/>
+            <w:vAlign w:val="center"/>
+          </w:tcPr>
+          <w:p>
+            <w:pPr>
+              <w:pStyle w:val="TableParagraph"/>
+              <w:jc w:val="center"/>
+              <w:rPr>
+                <w:sz w:val="18"/>
+              </w:rPr>
+            </w:pPr>
+            <w:r>
+              <w:rPr>
+                <w:sz w:val="18"/>
+              </w:rPr>
+              <w:t>{стоянка5}</w:t>
+            </w:r>
+          </w:p>
+        </w:tc>
+        <w:tc>
+          <w:tcPr>
+            <w:tcW w:w="1265" w:type="dxa"/>
+            <w:gridSpan w:val="3"/>
+            <w:vAlign w:val="center"/>
+          </w:tcPr>
+          <w:p>
+            <w:pPr>
+              <w:pStyle w:val="TableParagraph"/>
+              <w:jc w:val="center"/>
+              <w:rPr>
+                <w:sz w:val="18"/>
+              </w:rPr>
+            </w:pPr>
+            <w:r>
+              <w:rPr>
+                <w:sz w:val="18"/>
+              </w:rPr>
+              <w:t>{витрачено5}</w:t>
+            </w:r>
+          </w:p>
+        </w:tc>
+        <w:tc>
+          <w:tcPr>
+            <w:tcW w:w="1282" w:type="dxa"/>
+            <w:gridSpan w:val="3"/>
+            <w:vAlign w:val="center"/>
+          </w:tcPr>
+          <w:p>
+            <w:pPr>
+              <w:pStyle w:val="TableParagraph"/>
+              <w:jc w:val="center"/>
+              <w:rPr>
+                <w:sz w:val="18"/>
+              </w:rPr>
+            </w:pPr>
+            <w:r>
+              <w:rPr>
+                <w:sz w:val="18"/>
+              </w:rPr>
+              <w:t>{належить5}</w:t>
+            </w:r>
+          </w:p>
+        </w:tc>
+        <w:tc>
+          <w:tcPr>
+            <w:tcW w:w="814" w:type="dxa"/>
+            <w:gridSpan w:val="2"/>
+            <w:vAlign w:val="center"/>
+          </w:tcPr>
+          <w:p>
+            <w:pPr>
+              <w:pStyle w:val="TableParagraph"/>
+              <w:jc w:val="center"/>
+              <w:rPr>
+                <w:sz w:val="18"/>
+              </w:rPr>
+            </w:pPr>
+            <w:r>
+              <w:rPr>
+                <w:sz w:val="18"/>
+              </w:rPr>
+              <w:t>{економія5}</w:t>
+            </w:r>
+          </w:p>
+        </w:tc>
+        <w:tc>
+          <w:tcPr>
+            <w:tcW w:w="887" w:type="dxa"/>
+            <w:vAlign w:val="center"/>
+          </w:tcPr>
+          <w:p>
+            <w:pPr>
+              <w:pStyle w:val="TableParagraph"/>
+              <w:jc w:val="center"/>
+              <w:rPr>
+                <w:sz w:val="18"/>
+              </w:rPr>
+            </w:pPr>
+            <w:r>
+              <w:rPr>
+                <w:sz w:val="18"/>
+              </w:rPr>
+              <w:t>{перевитрата5}</w:t>
+            </w:r>
+          </w:p>
+        </w:tc>
+        <w:tc>
+          <w:tcPr>
+            <w:tcW w:w="371" w:type="dxa"/>
+            <w:vMerge/>
+            <w:tcBorders>
+              <w:top w:val="nil"/>
+            </w:tcBorders>
+          </w:tcPr>
+          <w:p>
+            <w:pPr>
+              <w:rPr>
+                <w:sz w:val="2"/>
+                <w:szCs w:val="2"/>
+              </w:rPr>
+            </w:pPr>
+          </w:p>
+        </w:tc>
+      </w:tr>
+      <w:tr>
+        <w:trPr>
+          <w:trHeight w:val="288"/>
+        </w:trPr>
+        <w:tc>
+          <w:tcPr>
+            <w:tcW w:w="449" w:type="dxa"/>
+            <w:vMerge/>
+            <w:tcBorders>
+              <w:top w:val="nil"/>
+            </w:tcBorders>
+            <w:textDirection w:val="btLr"/>
+          </w:tcPr>
+          <w:p>
+            <w:pPr>
+              <w:rPr>
+                <w:sz w:val="2"/>
+                <w:szCs w:val="2"/>
+              </w:rPr>
+            </w:pPr>
+          </w:p>
+        </w:tc>
+        <w:tc>
+          <w:tcPr>
+            <w:tcW w:w="2516" w:type="dxa"/>
+            <w:vMerge/>
+            <w:tcBorders>
+              <w:top w:val="nil"/>
+            </w:tcBorders>
+            <w:textDirection w:val="btLr"/>
+          </w:tcPr>
+          <w:p>
+            <w:pPr>
+              <w:rPr>
+                <w:sz w:val="2"/>
+                <w:szCs w:val="2"/>
+              </w:rPr>
+            </w:pPr>
+          </w:p>
+        </w:tc>
+        <w:tc>
+          <w:tcPr>
+            <w:tcW w:w="138" w:type="dxa"/>
+            <w:vMerge/>
+            <w:tcBorders>
+              <w:top w:val="nil"/>
+            </w:tcBorders>
+          </w:tcPr>
+          <w:p>
+            <w:pPr>
+              <w:rPr>
+                <w:sz w:val="2"/>
+                <w:szCs w:val="2"/>
+              </w:rPr>
+            </w:pPr>
+          </w:p>
+        </w:tc>
+        <w:tc>
+          <w:tcPr>
+            <w:tcW w:w="113" w:type="dxa"/>
+            <w:vMerge/>
+            <w:tcBorders>
+              <w:top w:val="nil"/>
+              <w:right w:val="nil"/>
+            </w:tcBorders>
+          </w:tcPr>
+          <w:p>
+            <w:pPr>
+              <w:rPr>
+                <w:sz w:val="2"/>
+                <w:szCs w:val="2"/>
+              </w:rPr>
+            </w:pPr>
+          </w:p>
+        </w:tc>
+        <w:tc>
+          <w:tcPr>
+            <w:tcW w:w="2203" w:type="dxa"/>
+            <w:gridSpan w:val="3"/>
+            <w:vAlign w:val="center"/>
+          </w:tcPr>
+          <w:p>
+            <w:pPr>
+              <w:pStyle w:val="TableParagraph"/>
+              <w:rPr>
+                <w:sz w:val="18"/>
+              </w:rPr>
+            </w:pPr>
+            <w:r>
+              <w:rPr>
+                <w:sz w:val="18"/>
+              </w:rPr>
+              <w:t>{найменування6}</w:t>
+            </w:r>
+          </w:p>
+        </w:tc>
+        <w:tc>
+          <w:tcPr>
+            <w:tcW w:w="990" w:type="dxa"/>
+            <w:gridSpan w:val="2"/>
+            <w:vAlign w:val="center"/>
+          </w:tcPr>
+          <w:p>
+            <w:pPr>
+              <w:pStyle w:val="TableParagraph"/>
+              <w:jc w:val="center"/>
+              <w:rPr>
+                <w:sz w:val="18"/>
+              </w:rPr>
+            </w:pPr>
+            <w:r>
+              <w:rPr>
+                <w:sz w:val="18"/>
+              </w:rPr>
+              <w:t>{код6}</w:t>
+            </w:r>
+          </w:p>
+        </w:tc>
+        <w:tc>
+          <w:tcPr>
+            <w:tcW w:w="1133" w:type="dxa"/>
+            <w:gridSpan w:val="2"/>
+            <w:vAlign w:val="center"/>
+          </w:tcPr>
+          <w:p>
+            <w:pPr>
+              <w:pStyle w:val="TableParagraph"/>
+              <w:jc w:val="center"/>
+              <w:rPr>
+                <w:sz w:val="18"/>
+              </w:rPr>
+            </w:pPr>
+            <w:r>
+              <w:rPr>
+                <w:sz w:val="18"/>
+              </w:rPr>
+              <w:t>{наявність6}</w:t>
+            </w:r>
+          </w:p>
+        </w:tc>
+        <w:tc>
+          <w:tcPr>
+            <w:tcW w:w="2258" w:type="dxa"/>
+            <w:gridSpan w:val="2"/>
+            <w:vAlign w:val="center"/>
+          </w:tcPr>
+          <w:p>
+            <w:pPr>
+              <w:pStyle w:val="TableParagraph"/>
+              <w:jc w:val="center"/>
+              <w:rPr>
+                <w:sz w:val="18"/>
+              </w:rPr>
+            </w:pPr>
+            <w:r>
+              <w:rPr>
+                <w:sz w:val="18"/>
+              </w:rPr>
+              <w:t>{отримано6}</w:t>
+            </w:r>
+          </w:p>
+        </w:tc>
+        <w:tc>
+          <w:tcPr>
+            <w:tcW w:w="1560" w:type="dxa"/>
+            <w:gridSpan w:val="3"/>
+            <w:vAlign w:val="center"/>
+          </w:tcPr>
+          <w:p>
+            <w:pPr>
+              <w:pStyle w:val="TableParagraph"/>
+              <w:jc w:val="center"/>
+              <w:rPr>
+                <w:sz w:val="18"/>
+              </w:rPr>
+            </w:pPr>
+            <w:r>
+              <w:rPr>
+                <w:sz w:val="18"/>
+              </w:rPr>
+              <w:t>{стоянка6}</w:t>
+            </w:r>
+          </w:p>
+        </w:tc>
+        <w:tc>
+          <w:tcPr>
+            <w:tcW w:w="1265" w:type="dxa"/>
+            <w:gridSpan w:val="3"/>
+            <w:vAlign w:val="center"/>
+          </w:tcPr>
+          <w:p>
+            <w:pPr>
+              <w:pStyle w:val="TableParagraph"/>
+              <w:jc w:val="center"/>
+              <w:rPr>
+                <w:sz w:val="18"/>
+              </w:rPr>
+            </w:pPr>
+            <w:r>
+              <w:rPr>
+                <w:sz w:val="18"/>
+              </w:rPr>
+              <w:t>{витрачено6}</w:t>
+            </w:r>
+          </w:p>
+        </w:tc>
+        <w:tc>
+          <w:tcPr>
+            <w:tcW w:w="1282" w:type="dxa"/>
+            <w:gridSpan w:val="3"/>
+            <w:vAlign w:val="center"/>
+          </w:tcPr>
+          <w:p>
+            <w:pPr>
+              <w:pStyle w:val="TableParagraph"/>
+              <w:jc w:val="center"/>
+              <w:rPr>
+                <w:sz w:val="18"/>
+              </w:rPr>
+            </w:pPr>
+            <w:r>
+              <w:rPr>
+                <w:sz w:val="18"/>
+              </w:rPr>
+              <w:t>{належить6}</w:t>
+            </w:r>
+          </w:p>
+        </w:tc>
+        <w:tc>
+          <w:tcPr>
+            <w:tcW w:w="814" w:type="dxa"/>
+            <w:gridSpan w:val="2"/>
+            <w:vAlign w:val="center"/>
+          </w:tcPr>
+          <w:p>
+            <w:pPr>
+              <w:pStyle w:val="TableParagraph"/>
+              <w:jc w:val="center"/>
+              <w:rPr>
+                <w:sz w:val="18"/>
+              </w:rPr>
+            </w:pPr>
+            <w:r>
+              <w:rPr>
+                <w:sz w:val="18"/>
+              </w:rPr>
+              <w:t>{економія6}</w:t>
+            </w:r>
+          </w:p>
+        </w:tc>
+        <w:tc>
+          <w:tcPr>
+            <w:tcW w:w="887" w:type="dxa"/>
+            <w:vAlign w:val="center"/>
+          </w:tcPr>
+          <w:p>
+            <w:pPr>
+              <w:pStyle w:val="TableParagraph"/>
+              <w:jc w:val="center"/>
+              <w:rPr>
+                <w:sz w:val="18"/>
+              </w:rPr>
+            </w:pPr>
+            <w:r>
+              <w:rPr>
+                <w:sz w:val="18"/>
+              </w:rPr>
+              <w:t>{перевитрата6}</w:t>
+            </w:r>
+          </w:p>
+        </w:tc>
+        <w:tc>
+          <w:tcPr>
+            <w:tcW w:w="371" w:type="dxa"/>
+            <w:vMerge/>
+            <w:tcBorders>
+              <w:top w:val="nil"/>
+            </w:tcBorders>
+          </w:tcPr>
+          <w:p>
+            <w:pPr>
+              <w:rPr>
+                <w:sz w:val="2"/>
+                <w:szCs w:val="2"/>
+              </w:rPr>
+            </w:pPr>
+          </w:p>
+        </w:tc>
+      </w:tr>
+      <w:tr>
+        <w:trPr>
+          <w:trHeight w:val="288"/>
+        </w:trPr>
+        <w:tc>
+          <w:tcPr>
+            <w:tcW w:w="449" w:type="dxa"/>
+            <w:vMerge/>
+            <w:tcBorders>
+              <w:top w:val="nil"/>
+            </w:tcBorders>
+            <w:textDirection w:val="btLr"/>
+          </w:tcPr>
+          <w:p>
+            <w:pPr>
+              <w:rPr>
+                <w:sz w:val="2"/>
+                <w:szCs w:val="2"/>
+              </w:rPr>
+            </w:pPr>
+          </w:p>
+        </w:tc>
+        <w:tc>
+          <w:tcPr>
+            <w:tcW w:w="2516" w:type="dxa"/>
+            <w:vMerge/>
+            <w:tcBorders>
+              <w:top w:val="nil"/>
+            </w:tcBorders>
+            <w:textDirection w:val="btLr"/>
+          </w:tcPr>
+          <w:p>
+            <w:pPr>
+              <w:rPr>
+                <w:sz w:val="2"/>
+                <w:szCs w:val="2"/>
+              </w:rPr>
+            </w:pPr>
+          </w:p>
+        </w:tc>
+        <w:tc>
+          <w:tcPr>
+            <w:tcW w:w="138" w:type="dxa"/>
+            <w:vMerge/>
+            <w:tcBorders>
+              <w:top w:val="nil"/>
+            </w:tcBorders>
+          </w:tcPr>
+          <w:p>
+            <w:pPr>
+              <w:rPr>
+                <w:sz w:val="2"/>
+                <w:szCs w:val="2"/>
+              </w:rPr>
+            </w:pPr>
+          </w:p>
+        </w:tc>
+        <w:tc>
+          <w:tcPr>
+            <w:tcW w:w="113" w:type="dxa"/>
+            <w:vMerge/>
+            <w:tcBorders>
+              <w:top w:val="nil"/>
+              <w:right w:val="nil"/>
+            </w:tcBorders>
+          </w:tcPr>
+          <w:p>
+            <w:pPr>
+              <w:rPr>
+                <w:sz w:val="2"/>
+                <w:szCs w:val="2"/>
+              </w:rPr>
+            </w:pPr>
+          </w:p>
+        </w:tc>
+        <w:tc>
+          <w:tcPr>
+            <w:tcW w:w="2203" w:type="dxa"/>
+            <w:gridSpan w:val="3"/>
+            <w:vAlign w:val="center"/>
+          </w:tcPr>
+          <w:p>
+            <w:pPr>
+              <w:pStyle w:val="TableParagraph"/>
+              <w:rPr>
+                <w:sz w:val="18"/>
+              </w:rPr>
+            </w:pPr>
+            <w:r>
+              <w:rPr>
+                <w:sz w:val="18"/>
+              </w:rPr>
+              <w:t>{найменування7}</w:t>
+            </w:r>
+          </w:p>
+        </w:tc>
+        <w:tc>
+          <w:tcPr>
+            <w:tcW w:w="990" w:type="dxa"/>
+            <w:gridSpan w:val="2"/>
+            <w:vAlign w:val="center"/>
+          </w:tcPr>
+          <w:p>
+            <w:pPr>
+              <w:pStyle w:val="TableParagraph"/>
+              <w:jc w:val="center"/>
+              <w:rPr>
+                <w:sz w:val="18"/>
+              </w:rPr>
+            </w:pPr>
+            <w:r>
+              <w:rPr>
+                <w:sz w:val="18"/>
+              </w:rPr>
+              <w:t>{код7}</w:t>
+            </w:r>
+          </w:p>
+        </w:tc>
+        <w:tc>
+          <w:tcPr>
+            <w:tcW w:w="1133" w:type="dxa"/>
+            <w:gridSpan w:val="2"/>
+            <w:vAlign w:val="center"/>
+          </w:tcPr>
+          <w:p>
+            <w:pPr>
+              <w:pStyle w:val="TableParagraph"/>
+              <w:jc w:val="center"/>
+              <w:rPr>
+                <w:sz w:val="18"/>
+              </w:rPr>
+            </w:pPr>
+            <w:r>
+              <w:rPr>
+                <w:sz w:val="18"/>
+              </w:rPr>
+              <w:t>{наявність7}</w:t>
+            </w:r>
+          </w:p>
+        </w:tc>
+        <w:tc>
+          <w:tcPr>
+            <w:tcW w:w="2258" w:type="dxa"/>
+            <w:gridSpan w:val="2"/>
+            <w:vAlign w:val="center"/>
+          </w:tcPr>
+          <w:p>
+            <w:pPr>
+              <w:pStyle w:val="TableParagraph"/>
+              <w:jc w:val="center"/>
+              <w:rPr>
+                <w:sz w:val="18"/>
+              </w:rPr>
+            </w:pPr>
+            <w:r>
+              <w:rPr>
+                <w:sz w:val="18"/>
+              </w:rPr>
+              <w:t>{отримано7}</w:t>
+            </w:r>
+          </w:p>
+        </w:tc>
+        <w:tc>
+          <w:tcPr>
+            <w:tcW w:w="1560" w:type="dxa"/>
+            <w:gridSpan w:val="3"/>
+            <w:vAlign w:val="center"/>
+          </w:tcPr>
+          <w:p>
+            <w:pPr>
+              <w:pStyle w:val="TableParagraph"/>
+              <w:jc w:val="center"/>
+              <w:rPr>
+                <w:sz w:val="18"/>
+              </w:rPr>
+            </w:pPr>
+            <w:r>
+              <w:rPr>
+                <w:sz w:val="18"/>
+              </w:rPr>
+              <w:t>{стоянка7}</w:t>
+            </w:r>
+          </w:p>
+        </w:tc>
+        <w:tc>
+          <w:tcPr>
+            <w:tcW w:w="1265" w:type="dxa"/>
+            <w:gridSpan w:val="3"/>
+            <w:vAlign w:val="center"/>
+          </w:tcPr>
+          <w:p>
+            <w:pPr>
+              <w:pStyle w:val="TableParagraph"/>
+              <w:jc w:val="center"/>
+              <w:rPr>
+                <w:sz w:val="18"/>
+              </w:rPr>
+            </w:pPr>
+            <w:r>
+              <w:rPr>
+                <w:sz w:val="18"/>
+              </w:rPr>
+              <w:t>{витрачено7}</w:t>
+            </w:r>
+          </w:p>
+        </w:tc>
+        <w:tc>
+          <w:tcPr>
+            <w:tcW w:w="1282" w:type="dxa"/>
+            <w:gridSpan w:val="3"/>
+            <w:vAlign w:val="center"/>
+          </w:tcPr>
+          <w:p>
+            <w:pPr>
+              <w:pStyle w:val="TableParagraph"/>
+              <w:jc w:val="center"/>
+              <w:rPr>
+                <w:sz w:val="18"/>
+              </w:rPr>
+            </w:pPr>
+            <w:r>
+              <w:rPr>
+                <w:sz w:val="18"/>
+              </w:rPr>
+              <w:t>{належить7}</w:t>
+            </w:r>
+          </w:p>
+        </w:tc>
+        <w:tc>
+          <w:tcPr>
+            <w:tcW w:w="814" w:type="dxa"/>
+            <w:gridSpan w:val="2"/>
+            <w:vAlign w:val="center"/>
+          </w:tcPr>
+          <w:p>
+            <w:pPr>
+              <w:pStyle w:val="TableParagraph"/>
+              <w:jc w:val="center"/>
+              <w:rPr>
+                <w:sz w:val="18"/>
+              </w:rPr>
+            </w:pPr>
+            <w:r>
+              <w:rPr>
+                <w:sz w:val="18"/>
+              </w:rPr>
+              <w:t>{економія7}</w:t>
+            </w:r>
+          </w:p>
+        </w:tc>
+        <w:tc>
+          <w:tcPr>
+            <w:tcW w:w="887" w:type="dxa"/>
+            <w:vAlign w:val="center"/>
+          </w:tcPr>
+          <w:p>
+            <w:pPr>
+              <w:pStyle w:val="TableParagraph"/>
+              <w:jc w:val="center"/>
+              <w:rPr>
+                <w:sz w:val="18"/>
+              </w:rPr>
+            </w:pPr>
+            <w:r>
+              <w:rPr>
+                <w:sz w:val="18"/>
+              </w:rPr>
+              <w:t>{перевитрата7}</w:t>
+            </w:r>
+          </w:p>
+        </w:tc>
+        <w:tc>
+          <w:tcPr>
+            <w:tcW w:w="371" w:type="dxa"/>
+            <w:vMerge/>
+            <w:tcBorders>
+              <w:top w:val="nil"/>
+            </w:tcBorders>
+          </w:tcPr>
+          <w:p>
+            <w:pPr>
+              <w:rPr>
+                <w:sz w:val="2"/>
+                <w:szCs w:val="2"/>
+              </w:rPr>
+            </w:pPr>
+          </w:p>
+        </w:tc>
+      </w:tr>
+      <w:tr>
+        <w:trPr>
+          <w:trHeight w:val="288"/>
+        </w:trPr>
+        <w:tc>
+          <w:tcPr>
+            <w:tcW w:w="449" w:type="dxa"/>
+            <w:vMerge/>
+            <w:tcBorders>
+              <w:top w:val="nil"/>
+            </w:tcBorders>
+            <w:textDirection w:val="btLr"/>
+          </w:tcPr>
+          <w:p>
+            <w:pPr>
+              <w:rPr>
+                <w:sz w:val="2"/>
+                <w:szCs w:val="2"/>
+              </w:rPr>
+            </w:pPr>
+          </w:p>
+        </w:tc>
+        <w:tc>
+          <w:tcPr>
+            <w:tcW w:w="2516" w:type="dxa"/>
+            <w:vMerge/>
+            <w:tcBorders>
+              <w:top w:val="nil"/>
+            </w:tcBorders>
+            <w:textDirection w:val="btLr"/>
+          </w:tcPr>
+          <w:p>
+            <w:pPr>
+              <w:rPr>
+                <w:sz w:val="2"/>
+                <w:szCs w:val="2"/>
+              </w:rPr>
+            </w:pPr>
+          </w:p>
+        </w:tc>
+        <w:tc>
+          <w:tcPr>
+            <w:tcW w:w="138" w:type="dxa"/>
+            <w:vMerge/>
+            <w:tcBorders>
+              <w:top w:val="nil"/>
+            </w:tcBorders>
+          </w:tcPr>
+          <w:p>
+            <w:pPr>
+              <w:rPr>
+                <w:sz w:val="2"/>
+                <w:szCs w:val="2"/>
+              </w:rPr>
+            </w:pPr>
+          </w:p>
+        </w:tc>
+        <w:tc>
+          <w:tcPr>
+            <w:tcW w:w="113" w:type="dxa"/>
+            <w:vMerge/>
+            <w:tcBorders>
+              <w:top w:val="nil"/>
+              <w:right w:val="nil"/>
+            </w:tcBorders>
+          </w:tcPr>
+          <w:p>
+            <w:pPr>
+              <w:rPr>
+                <w:sz w:val="2"/>
+                <w:szCs w:val="2"/>
+              </w:rPr>
+            </w:pPr>
+          </w:p>
+        </w:tc>
+        <w:tc>
+          <w:tcPr>
+            <w:tcW w:w="2203" w:type="dxa"/>
+            <w:gridSpan w:val="3"/>
+            <w:vAlign w:val="center"/>
+          </w:tcPr>
+          <w:p>
+            <w:pPr>
+              <w:pStyle w:val="TableParagraph"/>
+              <w:rPr>
+                <w:sz w:val="18"/>
+              </w:rPr>
+            </w:pPr>
+            <w:r>
+              <w:rPr>
+                <w:sz w:val="18"/>
+              </w:rPr>
+              <w:t>{найменування8}</w:t>
+            </w:r>
+          </w:p>
+        </w:tc>
+        <w:tc>
+          <w:tcPr>
+            <w:tcW w:w="990" w:type="dxa"/>
+            <w:gridSpan w:val="2"/>
+            <w:vAlign w:val="center"/>
+          </w:tcPr>
+          <w:p>
+            <w:pPr>
+              <w:pStyle w:val="TableParagraph"/>
+              <w:jc w:val="center"/>
+              <w:rPr>
+                <w:sz w:val="18"/>
+              </w:rPr>
+            </w:pPr>
+            <w:r>
+              <w:rPr>
+                <w:sz w:val="18"/>
+              </w:rPr>
+              <w:t>{код8}</w:t>
+            </w:r>
+          </w:p>
+        </w:tc>
+        <w:tc>
+          <w:tcPr>
+            <w:tcW w:w="1133" w:type="dxa"/>
+            <w:gridSpan w:val="2"/>
+            <w:vAlign w:val="center"/>
+          </w:tcPr>
+          <w:p>
+            <w:pPr>
+              <w:pStyle w:val="TableParagraph"/>
+              <w:jc w:val="center"/>
+              <w:rPr>
+                <w:sz w:val="18"/>
+              </w:rPr>
+            </w:pPr>
+            <w:r>
+              <w:rPr>
+                <w:sz w:val="18"/>
+              </w:rPr>
+              <w:t>{наявність8}</w:t>
+            </w:r>
+          </w:p>
+        </w:tc>
+        <w:tc>
+          <w:tcPr>
+            <w:tcW w:w="2258" w:type="dxa"/>
+            <w:gridSpan w:val="2"/>
+            <w:vAlign w:val="center"/>
+          </w:tcPr>
+          <w:p>
+            <w:pPr>
+              <w:pStyle w:val="TableParagraph"/>
+              <w:jc w:val="center"/>
+              <w:rPr>
+                <w:sz w:val="18"/>
+              </w:rPr>
+            </w:pPr>
+            <w:r>
+              <w:rPr>
+                <w:sz w:val="18"/>
+              </w:rPr>
+              <w:t>{отримано8}</w:t>
+            </w:r>
+          </w:p>
+        </w:tc>
+        <w:tc>
+          <w:tcPr>
+            <w:tcW w:w="1560" w:type="dxa"/>
+            <w:gridSpan w:val="3"/>
+            <w:vAlign w:val="center"/>
+          </w:tcPr>
+          <w:p>
+            <w:pPr>
+              <w:pStyle w:val="TableParagraph"/>
+              <w:jc w:val="center"/>
+              <w:rPr>
+                <w:sz w:val="18"/>
+              </w:rPr>
+            </w:pPr>
+            <w:r>
+              <w:rPr>
+                <w:sz w:val="18"/>
+              </w:rPr>
+              <w:t>{стоянка8}</w:t>
+            </w:r>
+          </w:p>
+        </w:tc>
+        <w:tc>
+          <w:tcPr>
+            <w:tcW w:w="1265" w:type="dxa"/>
+            <w:gridSpan w:val="3"/>
+            <w:vAlign w:val="center"/>
+          </w:tcPr>
+          <w:p>
+            <w:pPr>
+              <w:pStyle w:val="TableParagraph"/>
+              <w:jc w:val="center"/>
+              <w:rPr>
+                <w:sz w:val="18"/>
+              </w:rPr>
+            </w:pPr>
+            <w:r>
+              <w:rPr>
+                <w:sz w:val="18"/>
+              </w:rPr>
+              <w:t>{витрачено8}</w:t>
+            </w:r>
+          </w:p>
+        </w:tc>
+        <w:tc>
+          <w:tcPr>
+            <w:tcW w:w="1282" w:type="dxa"/>
+            <w:gridSpan w:val="3"/>
+            <w:vAlign w:val="center"/>
+          </w:tcPr>
+          <w:p>
+            <w:pPr>
+              <w:pStyle w:val="TableParagraph"/>
+              <w:jc w:val="center"/>
+              <w:rPr>
+                <w:sz w:val="18"/>
+              </w:rPr>
+            </w:pPr>
+            <w:r>
+              <w:rPr>
+                <w:sz w:val="18"/>
+              </w:rPr>
+              <w:t>{належить8}</w:t>
+            </w:r>
+          </w:p>
+        </w:tc>
+        <w:tc>
+          <w:tcPr>
+            <w:tcW w:w="814" w:type="dxa"/>
+            <w:gridSpan w:val="2"/>
+            <w:vAlign w:val="center"/>
+          </w:tcPr>
+          <w:p>
+            <w:pPr>
+              <w:pStyle w:val="TableParagraph"/>
+              <w:jc w:val="center"/>
+              <w:rPr>
+                <w:sz w:val="18"/>
+              </w:rPr>
+            </w:pPr>
+            <w:r>
+              <w:rPr>
+                <w:sz w:val="18"/>
+              </w:rPr>
+              <w:t>{економія8}</w:t>
+            </w:r>
+          </w:p>
+        </w:tc>
+        <w:tc>
+          <w:tcPr>
+            <w:tcW w:w="887" w:type="dxa"/>
+            <w:vAlign w:val="center"/>
+          </w:tcPr>
+          <w:p>
+            <w:pPr>
+              <w:pStyle w:val="TableParagraph"/>
+              <w:jc w:val="center"/>
+              <w:rPr>
+                <w:sz w:val="18"/>
+              </w:rPr>
+            </w:pPr>
+            <w:r>
+              <w:rPr>
+                <w:sz w:val="18"/>
+              </w:rPr>
+              <w:t>{перевитрата8}</w:t>
+            </w:r>
+          </w:p>
+        </w:tc>
+        <w:tc>
+          <w:tcPr>
+            <w:tcW w:w="371" w:type="dxa"/>
+            <w:vMerge/>
+            <w:tcBorders>
+              <w:top w:val="nil"/>
+            </w:tcBorders>
+          </w:tcPr>
+          <w:p>
+            <w:pPr>
+              <w:rPr>
+                <w:sz w:val="2"/>
+                <w:szCs w:val="2"/>
+              </w:rPr>
+            </w:pPr>
+          </w:p>
+        </w:tc>
+      </w:tr>
+      <w:tr>
+        <w:trPr>
+          <w:trHeight w:val="288"/>
+        </w:trPr>
+        <w:tc>
+          <w:tcPr>
+            <w:tcW w:w="449" w:type="dxa"/>
+            <w:vMerge/>
+            <w:tcBorders>
+              <w:top w:val="nil"/>
+            </w:tcBorders>
+            <w:textDirection w:val="btLr"/>
+          </w:tcPr>
+          <w:p>
+            <w:pPr>
+              <w:rPr>
+                <w:sz w:val="2"/>
+                <w:szCs w:val="2"/>
+              </w:rPr>
+            </w:pPr>
+          </w:p>
+        </w:tc>
+        <w:tc>
+          <w:tcPr>
+            <w:tcW w:w="2516" w:type="dxa"/>
+            <w:vMerge/>
+            <w:tcBorders>
+              <w:top w:val="nil"/>
+            </w:tcBorders>
+            <w:textDirection w:val="btLr"/>
+          </w:tcPr>
+          <w:p>
+            <w:pPr>
+              <w:rPr>
+                <w:sz w:val="2"/>
+                <w:szCs w:val="2"/>
+              </w:rPr>
+            </w:pPr>
+          </w:p>
+        </w:tc>
+        <w:tc>
+          <w:tcPr>
+            <w:tcW w:w="138" w:type="dxa"/>
+            <w:vMerge/>
+            <w:tcBorders>
+              <w:top w:val="nil"/>
+            </w:tcBorders>
+          </w:tcPr>
+          <w:p>
+            <w:pPr>
+              <w:rPr>
+                <w:sz w:val="2"/>
+                <w:szCs w:val="2"/>
+              </w:rPr>
+            </w:pPr>
+          </w:p>
+        </w:tc>
+        <w:tc>
+          <w:tcPr>
+            <w:tcW w:w="113" w:type="dxa"/>
+            <w:vMerge/>
+            <w:tcBorders>
+              <w:top w:val="nil"/>
+              <w:right w:val="nil"/>
+            </w:tcBorders>
+          </w:tcPr>
+          <w:p>
+            <w:pPr>
+              <w:rPr>
+                <w:sz w:val="2"/>
+                <w:szCs w:val="2"/>
+              </w:rPr>
+            </w:pPr>
+          </w:p>
+        </w:tc>
+        <w:tc>
+          <w:tcPr>
+            <w:tcW w:w="2203" w:type="dxa"/>
+            <w:gridSpan w:val="3"/>
+            <w:vAlign w:val="center"/>
+          </w:tcPr>
+          <w:p>
+            <w:pPr>
+              <w:pStyle w:val="TableParagraph"/>
+              <w:rPr>
+                <w:sz w:val="18"/>
+              </w:rPr>
+            </w:pPr>
+            <w:r>
+              <w:rPr>
+                <w:sz w:val="18"/>
+              </w:rPr>
+              <w:t>{найменування9}</w:t>
+            </w:r>
+          </w:p>
+        </w:tc>
+        <w:tc>
+          <w:tcPr>
+            <w:tcW w:w="990" w:type="dxa"/>
+            <w:gridSpan w:val="2"/>
+            <w:vAlign w:val="center"/>
+          </w:tcPr>
+          <w:p>
+            <w:pPr>
+              <w:pStyle w:val="TableParagraph"/>
+              <w:jc w:val="center"/>
+              <w:rPr>
+                <w:sz w:val="18"/>
+              </w:rPr>
+            </w:pPr>
+            <w:r>
+              <w:rPr>
+                <w:sz w:val="18"/>
+              </w:rPr>
+              <w:t>{код9}</w:t>
+            </w:r>
+          </w:p>
+        </w:tc>
+        <w:tc>
+          <w:tcPr>
+            <w:tcW w:w="1133" w:type="dxa"/>
+            <w:gridSpan w:val="2"/>
+            <w:vAlign w:val="center"/>
+          </w:tcPr>
+          <w:p>
+            <w:pPr>
+              <w:pStyle w:val="TableParagraph"/>
+              <w:jc w:val="center"/>
+              <w:rPr>
+                <w:sz w:val="18"/>
+              </w:rPr>
+            </w:pPr>
+            <w:r>
+              <w:rPr>
+                <w:sz w:val="18"/>
+              </w:rPr>
+              <w:t>{наявність9}</w:t>
+            </w:r>
+          </w:p>
+        </w:tc>
+        <w:tc>
+          <w:tcPr>
+            <w:tcW w:w="2258" w:type="dxa"/>
+            <w:gridSpan w:val="2"/>
+            <w:vAlign w:val="center"/>
+          </w:tcPr>
+          <w:p>
+            <w:pPr>
+              <w:pStyle w:val="TableParagraph"/>
+              <w:jc w:val="center"/>
+              <w:rPr>
+                <w:sz w:val="18"/>
+              </w:rPr>
+            </w:pPr>
+            <w:r>
+              <w:rPr>
+                <w:sz w:val="18"/>
+              </w:rPr>
+              <w:t>{отримано9}</w:t>
+            </w:r>
+          </w:p>
+        </w:tc>
+        <w:tc>
+          <w:tcPr>
+            <w:tcW w:w="1560" w:type="dxa"/>
+            <w:gridSpan w:val="3"/>
+            <w:vAlign w:val="center"/>
+          </w:tcPr>
+          <w:p>
+            <w:pPr>
+              <w:pStyle w:val="TableParagraph"/>
+              <w:jc w:val="center"/>
+              <w:rPr>
+                <w:sz w:val="18"/>
+              </w:rPr>
+            </w:pPr>
+            <w:r>
+              <w:rPr>
+                <w:sz w:val="18"/>
+              </w:rPr>
+              <w:t>{стоянка9}</w:t>
+            </w:r>
+          </w:p>
+        </w:tc>
+        <w:tc>
+          <w:tcPr>
+            <w:tcW w:w="1265" w:type="dxa"/>
+            <w:gridSpan w:val="3"/>
+            <w:vAlign w:val="center"/>
+          </w:tcPr>
+          <w:p>
+            <w:pPr>
+              <w:pStyle w:val="TableParagraph"/>
+              <w:jc w:val="center"/>
+              <w:rPr>
+                <w:sz w:val="18"/>
+              </w:rPr>
+            </w:pPr>
+            <w:r>
+              <w:rPr>
+                <w:sz w:val="18"/>
+              </w:rPr>
+              <w:t>{витрачено9}</w:t>
+            </w:r>
+          </w:p>
+        </w:tc>
+        <w:tc>
+          <w:tcPr>
+            <w:tcW w:w="1282" w:type="dxa"/>
+            <w:gridSpan w:val="3"/>
+            <w:vAlign w:val="center"/>
+          </w:tcPr>
+          <w:p>
+            <w:pPr>
+              <w:pStyle w:val="TableParagraph"/>
+              <w:jc w:val="center"/>
+              <w:rPr>
+                <w:sz w:val="18"/>
+              </w:rPr>
+            </w:pPr>
+            <w:r>
+              <w:rPr>
+                <w:sz w:val="18"/>
+              </w:rPr>
+              <w:t>{належить9}</w:t>
+            </w:r>
+          </w:p>
+        </w:tc>
+        <w:tc>
+          <w:tcPr>
+            <w:tcW w:w="814" w:type="dxa"/>
+            <w:gridSpan w:val="2"/>
+            <w:vAlign w:val="center"/>
+          </w:tcPr>
+          <w:p>
+            <w:pPr>
+              <w:pStyle w:val="TableParagraph"/>
+              <w:jc w:val="center"/>
+              <w:rPr>
+                <w:sz w:val="18"/>
+              </w:rPr>
+            </w:pPr>
+            <w:r>
+              <w:rPr>
+                <w:sz w:val="18"/>
+              </w:rPr>
+              <w:t>{економія9}</w:t>
+            </w:r>
+          </w:p>
+        </w:tc>
+        <w:tc>
+          <w:tcPr>
+            <w:tcW w:w="887" w:type="dxa"/>
+            <w:vAlign w:val="center"/>
+          </w:tcPr>
+          <w:p>
+            <w:pPr>
+              <w:pStyle w:val="TableParagraph"/>
+              <w:jc w:val="center"/>
+              <w:rPr>
+                <w:sz w:val="18"/>
+              </w:rPr>
+            </w:pPr>
+            <w:r>
+              <w:rPr>
+                <w:sz w:val="18"/>
+              </w:rPr>
+              <w:t>{перевитрата9}</w:t>
+            </w:r>
+          </w:p>
+        </w:tc>
+        <w:tc>
+          <w:tcPr>
+            <w:tcW w:w="371" w:type="dxa"/>
+            <w:vMerge/>
+            <w:tcBorders>
+              <w:top w:val="nil"/>
+            </w:tcBorders>
+          </w:tcPr>
+          <w:p>
+            <w:pPr>
+              <w:rPr>
+                <w:sz w:val="2"/>
+                <w:szCs w:val="2"/>
+              </w:rPr>
+            </w:pPr>
+          </w:p>
+        </w:tc>
+      </w:tr>
+      <w:tr>
+        <w:trPr>
+          <w:trHeight w:val="288"/>
+        </w:trPr>
+        <w:tc>
+          <w:tcPr>
+            <w:tcW w:w="449" w:type="dxa"/>
+            <w:vMerge/>
+            <w:tcBorders>
+              <w:top w:val="nil"/>
+            </w:tcBorders>
+            <w:textDirection w:val="btLr"/>
+          </w:tcPr>
+          <w:p>
+            <w:pPr>
+              <w:rPr>
+                <w:sz w:val="2"/>
+                <w:szCs w:val="2"/>
+              </w:rPr>
+            </w:pPr>
+          </w:p>
+        </w:tc>
+        <w:tc>
+          <w:tcPr>
+            <w:tcW w:w="2516" w:type="dxa"/>
+            <w:vMerge/>
+            <w:tcBorders>
+              <w:top w:val="nil"/>
+            </w:tcBorders>
+            <w:textDirection w:val="btLr"/>
+          </w:tcPr>
+          <w:p>
+            <w:pPr>
+              <w:rPr>
+                <w:sz w:val="2"/>
+                <w:szCs w:val="2"/>
+              </w:rPr>
+            </w:pPr>
+          </w:p>
+        </w:tc>
+        <w:tc>
+          <w:tcPr>
+            <w:tcW w:w="138" w:type="dxa"/>
+            <w:vMerge/>
+            <w:tcBorders>
+              <w:top w:val="nil"/>
+            </w:tcBorders>
+          </w:tcPr>
+          <w:p>
+            <w:pPr>
+              <w:rPr>
+                <w:sz w:val="2"/>
+                <w:szCs w:val="2"/>
+              </w:rPr>
+            </w:pPr>
+          </w:p>
+        </w:tc>
+        <w:tc>
+          <w:tcPr>
+            <w:tcW w:w="113" w:type="dxa"/>
+            <w:vMerge/>
+            <w:tcBorders>
+              <w:top w:val="nil"/>
+              <w:right w:val="nil"/>
+            </w:tcBorders>
+          </w:tcPr>
+          <w:p>
+            <w:pPr>
+              <w:rPr>
+                <w:sz w:val="2"/>
+                <w:szCs w:val="2"/>
+              </w:rPr>
+            </w:pPr>
+          </w:p>
+        </w:tc>
+        <w:tc>
+          <w:tcPr>
+            <w:tcW w:w="2203" w:type="dxa"/>
+            <w:gridSpan w:val="3"/>
+            <w:vAlign w:val="center"/>
+          </w:tcPr>
+          <w:p>
+            <w:pPr>
+              <w:pStyle w:val="TableParagraph"/>
+              <w:rPr>
+                <w:sz w:val="18"/>
+              </w:rPr>
+            </w:pPr>
+            <w:r>
+              <w:rPr>
+                <w:sz w:val="18"/>
+              </w:rPr>
+              <w:t>{найменування10}</w:t>
+            </w:r>
+          </w:p>
+        </w:tc>
+        <w:tc>
+          <w:tcPr>
+            <w:tcW w:w="990" w:type="dxa"/>
+            <w:gridSpan w:val="2"/>
+            <w:vAlign w:val="center"/>
+          </w:tcPr>
+          <w:p>
+            <w:pPr>
+              <w:pStyle w:val="TableParagraph"/>
+              <w:jc w:val="center"/>
+              <w:rPr>
+                <w:sz w:val="18"/>
+              </w:rPr>
+            </w:pPr>
+            <w:r>
+              <w:rPr>
+                <w:sz w:val="18"/>
+              </w:rPr>
+              <w:t>{код10}</w:t>
+            </w:r>
+          </w:p>
+        </w:tc>
+        <w:tc>
+          <w:tcPr>
+            <w:tcW w:w="1133" w:type="dxa"/>
+            <w:gridSpan w:val="2"/>
+            <w:vAlign w:val="center"/>
+          </w:tcPr>
+          <w:p>
+            <w:pPr>
+              <w:pStyle w:val="TableParagraph"/>
+              <w:jc w:val="center"/>
+              <w:rPr>
+                <w:sz w:val="18"/>
+              </w:rPr>
+            </w:pPr>
+            <w:r>
+              <w:rPr>
+                <w:sz w:val="18"/>
+              </w:rPr>
+              <w:t>{наявність10}</w:t>
+            </w:r>
+          </w:p>
+        </w:tc>
+        <w:tc>
+          <w:tcPr>
+            <w:tcW w:w="2258" w:type="dxa"/>
+            <w:gridSpan w:val="2"/>
+            <w:vAlign w:val="center"/>
+          </w:tcPr>
+          <w:p>
+            <w:pPr>
+              <w:pStyle w:val="TableParagraph"/>
+              <w:jc w:val="center"/>
+              <w:rPr>
+                <w:sz w:val="18"/>
+              </w:rPr>
+            </w:pPr>
+            <w:r>
+              <w:rPr>
+                <w:sz w:val="18"/>
+              </w:rPr>
+              <w:t>{отримано10}</w:t>
+            </w:r>
+          </w:p>
+        </w:tc>
+        <w:tc>
+          <w:tcPr>
+            <w:tcW w:w="1560" w:type="dxa"/>
+            <w:gridSpan w:val="3"/>
+            <w:vAlign w:val="center"/>
+          </w:tcPr>
+          <w:p>
+            <w:pPr>
+              <w:pStyle w:val="TableParagraph"/>
+              <w:jc w:val="center"/>
+              <w:rPr>
+                <w:sz w:val="18"/>
+              </w:rPr>
+            </w:pPr>
+            <w:r>
+              <w:rPr>
+                <w:sz w:val="18"/>
+              </w:rPr>
+              <w:t>{стоянка10}</w:t>
+            </w:r>
+          </w:p>
+        </w:tc>
+        <w:tc>
+          <w:tcPr>
+            <w:tcW w:w="1265" w:type="dxa"/>
+            <w:gridSpan w:val="3"/>
+            <w:vAlign w:val="center"/>
+          </w:tcPr>
+          <w:p>
+            <w:pPr>
+              <w:pStyle w:val="TableParagraph"/>
+              <w:jc w:val="center"/>
+              <w:rPr>
+                <w:sz w:val="18"/>
+              </w:rPr>
+            </w:pPr>
+            <w:r>
+              <w:rPr>
+                <w:sz w:val="18"/>
+              </w:rPr>
+              <w:t>{витрачено10}</w:t>
+            </w:r>
+          </w:p>
+        </w:tc>
+        <w:tc>
+          <w:tcPr>
+            <w:tcW w:w="1282" w:type="dxa"/>
+            <w:gridSpan w:val="3"/>
+            <w:vAlign w:val="center"/>
+          </w:tcPr>
+          <w:p>
+            <w:pPr>
+              <w:pStyle w:val="TableParagraph"/>
+              <w:jc w:val="center"/>
+              <w:rPr>
+                <w:sz w:val="18"/>
+              </w:rPr>
+            </w:pPr>
+            <w:r>
+              <w:rPr>
+                <w:sz w:val="18"/>
+              </w:rPr>
+              <w:t>{належить10}</w:t>
+            </w:r>
+          </w:p>
+        </w:tc>
+        <w:tc>
+          <w:tcPr>
+            <w:tcW w:w="814" w:type="dxa"/>
+            <w:gridSpan w:val="2"/>
+            <w:vAlign w:val="center"/>
+          </w:tcPr>
+          <w:p>
+            <w:pPr>
+              <w:pStyle w:val="TableParagraph"/>
+              <w:jc w:val="center"/>
+              <w:rPr>
+                <w:sz w:val="18"/>
+              </w:rPr>
+            </w:pPr>
+            <w:r>
+              <w:rPr>
+                <w:sz w:val="18"/>
+              </w:rPr>
+              <w:t>{економія10}</w:t>
+            </w:r>
+          </w:p>
+        </w:tc>
+        <w:tc>
+          <w:tcPr>
+            <w:tcW w:w="887" w:type="dxa"/>
+            <w:vAlign w:val="center"/>
+          </w:tcPr>
+          <w:p>
+            <w:pPr>
+              <w:pStyle w:val="TableParagraph"/>
+              <w:jc w:val="center"/>
+              <w:rPr>
+                <w:sz w:val="18"/>
+              </w:rPr>
+            </w:pPr>
+            <w:r>
+              <w:rPr>
+                <w:sz w:val="18"/>
+              </w:rPr>
+              <w:t>{перевитрата10}</w:t>
+            </w:r>
+          </w:p>
+        </w:tc>
+        <w:tc>
+          <w:tcPr>
+            <w:tcW w:w="371" w:type="dxa"/>
+            <w:vMerge/>
+            <w:tcBorders>
+              <w:top w:val="nil"/>
+            </w:tcBorders>
+          </w:tcPr>
+          <w:p>
+            <w:pPr>
+              <w:rPr>
+                <w:sz w:val="2"/>
+                <w:szCs w:val="2"/>
+              </w:rPr>
+            </w:pPr>
+          </w:p>
+        </w:tc>
+      </w:tr>
+      <w:tr>
+        <w:trPr>
+          <w:trHeight w:val="288"/>
+        </w:trPr>
+        <w:tc>
+          <w:tcPr>
+            <w:tcW w:w="449" w:type="dxa"/>
+            <w:vMerge/>
+            <w:tcBorders>
+              <w:top w:val="nil"/>
+            </w:tcBorders>
+            <w:textDirection w:val="btLr"/>
+          </w:tcPr>
+          <w:p>
+            <w:pPr>
+              <w:rPr>
+                <w:sz w:val="2"/>
+                <w:szCs w:val="2"/>
+              </w:rPr>
+            </w:pPr>
+          </w:p>
+        </w:tc>
+        <w:tc>
+          <w:tcPr>
+            <w:tcW w:w="2516" w:type="dxa"/>
+            <w:vMerge/>
+            <w:tcBorders>
+              <w:top w:val="nil"/>
+            </w:tcBorders>
+            <w:textDirection w:val="btLr"/>
+          </w:tcPr>
+          <w:p>
+            <w:pPr>
+              <w:rPr>
+                <w:sz w:val="2"/>
+                <w:szCs w:val="2"/>
+              </w:rPr>
+            </w:pPr>
+          </w:p>
+        </w:tc>
+        <w:tc>
+          <w:tcPr>
+            <w:tcW w:w="138" w:type="dxa"/>
+            <w:vMerge/>
+            <w:tcBorders>
+              <w:top w:val="nil"/>
+            </w:tcBorders>
+          </w:tcPr>
+          <w:p>
+            <w:pPr>
+              <w:rPr>
+                <w:sz w:val="2"/>
+                <w:szCs w:val="2"/>
+              </w:rPr>
+            </w:pPr>
+          </w:p>
+        </w:tc>
+        <w:tc>
+          <w:tcPr>
+            <w:tcW w:w="113" w:type="dxa"/>
+            <w:vMerge/>
+            <w:tcBorders>
+              <w:top w:val="nil"/>
+              <w:right w:val="nil"/>
+            </w:tcBorders>
+          </w:tcPr>
+          <w:p>
+            <w:pPr>
+              <w:rPr>
+                <w:sz w:val="2"/>
+                <w:szCs w:val="2"/>
+              </w:rPr>
+            </w:pPr>
+          </w:p>
+        </w:tc>
+        <w:tc>
+          <w:tcPr>
+            <w:tcW w:w="2203" w:type="dxa"/>
+            <w:gridSpan w:val="3"/>
+            <w:vAlign w:val="center"/>
+          </w:tcPr>
+          <w:p>
+            <w:pPr>
+              <w:pStyle w:val="TableParagraph"/>
+              <w:rPr>
+                <w:sz w:val="18"/>
+              </w:rPr>
+            </w:pPr>
+            <w:r>
+              <w:rPr>
+                <w:sz w:val="18"/>
+              </w:rPr>
+              <w:t>{найменування11}</w:t>
+            </w:r>
+          </w:p>
+        </w:tc>
+        <w:tc>
+          <w:tcPr>
+            <w:tcW w:w="990" w:type="dxa"/>
+            <w:gridSpan w:val="2"/>
+            <w:vAlign w:val="center"/>
+          </w:tcPr>
+          <w:p>
+            <w:pPr>
+              <w:pStyle w:val="TableParagraph"/>
+              <w:jc w:val="center"/>
+              <w:rPr>
+                <w:sz w:val="18"/>
+              </w:rPr>
+            </w:pPr>
+            <w:r>
+              <w:rPr>
+                <w:sz w:val="18"/>
+              </w:rPr>
+              <w:t>{код11}</w:t>
+            </w:r>
+          </w:p>
+        </w:tc>
+        <w:tc>
+          <w:tcPr>
+            <w:tcW w:w="1133" w:type="dxa"/>
+            <w:gridSpan w:val="2"/>
+            <w:vAlign w:val="center"/>
+          </w:tcPr>
+          <w:p>
+            <w:pPr>
+              <w:pStyle w:val="TableParagraph"/>
+              <w:jc w:val="center"/>
+              <w:rPr>
+                <w:sz w:val="18"/>
+              </w:rPr>
+            </w:pPr>
+            <w:r>
+              <w:rPr>
+                <w:sz w:val="18"/>
+              </w:rPr>
+              <w:t>{наявність11}</w:t>
+            </w:r>
+          </w:p>
+        </w:tc>
+        <w:tc>
+          <w:tcPr>
+            <w:tcW w:w="2258" w:type="dxa"/>
+            <w:gridSpan w:val="2"/>
+            <w:vAlign w:val="center"/>
+          </w:tcPr>
+          <w:p>
+            <w:pPr>
+              <w:pStyle w:val="TableParagraph"/>
+              <w:jc w:val="center"/>
+              <w:rPr>
+                <w:sz w:val="18"/>
+              </w:rPr>
+            </w:pPr>
+            <w:r>
+              <w:rPr>
+                <w:sz w:val="18"/>
+              </w:rPr>
+              <w:t>{отримано11}</w:t>
+            </w:r>
+          </w:p>
+        </w:tc>
+        <w:tc>
+          <w:tcPr>
+            <w:tcW w:w="1560" w:type="dxa"/>
+            <w:gridSpan w:val="3"/>
+            <w:vAlign w:val="center"/>
+          </w:tcPr>
+          <w:p>
+            <w:pPr>
+              <w:pStyle w:val="TableParagraph"/>
+              <w:jc w:val="center"/>
+              <w:rPr>
+                <w:sz w:val="18"/>
+              </w:rPr>
+            </w:pPr>
+            <w:r>
+              <w:rPr>
+                <w:sz w:val="18"/>
+              </w:rPr>
+              <w:t>{стоянка11}</w:t>
+            </w:r>
+          </w:p>
+        </w:tc>
+        <w:tc>
+          <w:tcPr>
+            <w:tcW w:w="1265" w:type="dxa"/>
+            <w:gridSpan w:val="3"/>
+            <w:vAlign w:val="center"/>
+          </w:tcPr>
+          <w:p>
+            <w:pPr>
+              <w:pStyle w:val="TableParagraph"/>
+              <w:jc w:val="center"/>
+              <w:rPr>
+                <w:sz w:val="18"/>
+              </w:rPr>
+            </w:pPr>
+            <w:r>
+              <w:rPr>
+                <w:sz w:val="18"/>
+              </w:rPr>
+              <w:t>{витрачено11}</w:t>
+            </w:r>
+          </w:p>
+        </w:tc>
+        <w:tc>
+          <w:tcPr>
+            <w:tcW w:w="1282" w:type="dxa"/>
+            <w:gridSpan w:val="3"/>
+            <w:vAlign w:val="center"/>
+          </w:tcPr>
+          <w:p>
+            <w:pPr>
+              <w:pStyle w:val="TableParagraph"/>
+              <w:jc w:val="center"/>
+              <w:rPr>
+                <w:sz w:val="18"/>
+              </w:rPr>
+            </w:pPr>
+            <w:r>
+              <w:rPr>
+                <w:sz w:val="18"/>
+              </w:rPr>
+              <w:t>{належить11}</w:t>
+            </w:r>
+          </w:p>
+        </w:tc>
+        <w:tc>
+          <w:tcPr>
+            <w:tcW w:w="814" w:type="dxa"/>
+            <w:gridSpan w:val="2"/>
+            <w:vAlign w:val="center"/>
+          </w:tcPr>
+          <w:p>
+            <w:pPr>
+              <w:pStyle w:val="TableParagraph"/>
+              <w:jc w:val="center"/>
+              <w:rPr>
+                <w:sz w:val="18"/>
+              </w:rPr>
+            </w:pPr>
+            <w:r>
+              <w:rPr>
+                <w:sz w:val="18"/>
+              </w:rPr>
+              <w:t>{економія11}</w:t>
+            </w:r>
+          </w:p>
+        </w:tc>
+        <w:tc>
+          <w:tcPr>
+            <w:tcW w:w="887" w:type="dxa"/>
+            <w:vAlign w:val="center"/>
+          </w:tcPr>
+          <w:p>
+            <w:pPr>
+              <w:pStyle w:val="TableParagraph"/>
+              <w:jc w:val="center"/>
+              <w:rPr>
+                <w:sz w:val="18"/>
+              </w:rPr>
+            </w:pPr>
+            <w:r>
+              <w:rPr>
+                <w:sz w:val="18"/>
+              </w:rPr>
+              <w:t>{перевитрата11}</w:t>
+            </w:r>
+          </w:p>
+        </w:tc>
+        <w:tc>
+          <w:tcPr>
+            <w:tcW w:w="371" w:type="dxa"/>
+            <w:vMerge/>
+            <w:tcBorders>
+              <w:top w:val="nil"/>
+            </w:tcBorders>
+          </w:tcPr>
+          <w:p>
+            <w:pPr>
+              <w:rPr>
+                <w:sz w:val="2"/>
+                <w:szCs w:val="2"/>
+              </w:rPr>
+            </w:pPr>
+          </w:p>
+        </w:tc>
+      </w:tr>
+      <w:tr>
+        <w:trPr>
+          <w:trHeight w:val="288"/>
+        </w:trPr>
+        <w:tc>
+          <w:tcPr>
+            <w:tcW w:w="449" w:type="dxa"/>
+            <w:vMerge/>
+            <w:tcBorders>
+              <w:top w:val="nil"/>
+            </w:tcBorders>
+            <w:textDirection w:val="btLr"/>
+          </w:tcPr>
+          <w:p>
+            <w:pPr>
+              <w:rPr>
+                <w:sz w:val="2"/>
+                <w:szCs w:val="2"/>
+              </w:rPr>
+            </w:pPr>
+          </w:p>
+        </w:tc>
+        <w:tc>
+          <w:tcPr>
+            <w:tcW w:w="2516" w:type="dxa"/>
+            <w:vMerge/>
+            <w:tcBorders>
+              <w:top w:val="nil"/>
+            </w:tcBorders>
+            <w:textDirection w:val="btLr"/>
+          </w:tcPr>
+          <w:p>
+            <w:pPr>
+              <w:rPr>
+                <w:sz w:val="2"/>
+                <w:szCs w:val="2"/>
+              </w:rPr>
+            </w:pPr>
+          </w:p>
+        </w:tc>
+        <w:tc>
+          <w:tcPr>
+            <w:tcW w:w="138" w:type="dxa"/>
+            <w:vMerge/>
+            <w:tcBorders>
+              <w:top w:val="nil"/>
+            </w:tcBorders>
+          </w:tcPr>
+          <w:p>
+            <w:pPr>
+              <w:rPr>
+                <w:sz w:val="2"/>
+                <w:szCs w:val="2"/>
+              </w:rPr>
+            </w:pPr>
+          </w:p>
+        </w:tc>
+        <w:tc>
+          <w:tcPr>
+            <w:tcW w:w="113" w:type="dxa"/>
+            <w:vMerge/>
+            <w:tcBorders>
+              <w:top w:val="nil"/>
+              <w:right w:val="nil"/>
+            </w:tcBorders>
+          </w:tcPr>
+          <w:p>
+            <w:pPr>
+              <w:rPr>
+                <w:sz w:val="2"/>
+                <w:szCs w:val="2"/>
+              </w:rPr>
+            </w:pPr>
+          </w:p>
+        </w:tc>
+        <w:tc>
+          <w:tcPr>
+            <w:tcW w:w="2203" w:type="dxa"/>
+            <w:gridSpan w:val="3"/>
+            <w:vAlign w:val="center"/>
+          </w:tcPr>
+          <w:p>
+            <w:pPr>
+              <w:pStyle w:val="TableParagraph"/>
+              <w:rPr>
+                <w:sz w:val="18"/>
+              </w:rPr>
+            </w:pPr>
+            <w:r>
+              <w:rPr>
+                <w:sz w:val="18"/>
+              </w:rPr>
+              <w:t>{найменування12}</w:t>
+            </w:r>
+          </w:p>
+        </w:tc>
+        <w:tc>
+          <w:tcPr>
+            <w:tcW w:w="990" w:type="dxa"/>
+            <w:gridSpan w:val="2"/>
+            <w:vAlign w:val="center"/>
+          </w:tcPr>
+          <w:p>
+            <w:pPr>
+              <w:pStyle w:val="TableParagraph"/>
+              <w:jc w:val="center"/>
+              <w:rPr>
+                <w:sz w:val="18"/>
+              </w:rPr>
+            </w:pPr>
+            <w:r>
+              <w:rPr>
+                <w:sz w:val="18"/>
+              </w:rPr>
+              <w:t>{код12}</w:t>
+            </w:r>
+          </w:p>
+        </w:tc>
+        <w:tc>
+          <w:tcPr>
+            <w:tcW w:w="1133" w:type="dxa"/>
+            <w:gridSpan w:val="2"/>
+            <w:vAlign w:val="center"/>
+          </w:tcPr>
+          <w:p>
+            <w:pPr>
+              <w:pStyle w:val="TableParagraph"/>
+              <w:jc w:val="center"/>
+              <w:rPr>
+                <w:sz w:val="18"/>
+              </w:rPr>
+            </w:pPr>
+            <w:r>
+              <w:rPr>
+                <w:sz w:val="18"/>
+              </w:rPr>
+              <w:t>{наявність12}</w:t>
+            </w:r>
+          </w:p>
+        </w:tc>
+        <w:tc>
+          <w:tcPr>
+            <w:tcW w:w="2258" w:type="dxa"/>
+            <w:gridSpan w:val="2"/>
+            <w:vAlign w:val="center"/>
+          </w:tcPr>
+          <w:p>
+            <w:pPr>
+              <w:pStyle w:val="TableParagraph"/>
+              <w:jc w:val="center"/>
+              <w:rPr>
+                <w:sz w:val="18"/>
+              </w:rPr>
+            </w:pPr>
+            <w:r>
+              <w:rPr>
+                <w:sz w:val="18"/>
+              </w:rPr>
+              <w:t>{отримано12}</w:t>
+            </w:r>
+          </w:p>
+        </w:tc>
+        <w:tc>
+          <w:tcPr>
+            <w:tcW w:w="1560" w:type="dxa"/>
+            <w:gridSpan w:val="3"/>
+            <w:vAlign w:val="center"/>
+          </w:tcPr>
+          <w:p>
+            <w:pPr>
+              <w:pStyle w:val="TableParagraph"/>
+              <w:jc w:val="center"/>
+              <w:rPr>
+                <w:sz w:val="18"/>
+              </w:rPr>
+            </w:pPr>
+            <w:r>
+              <w:rPr>
+                <w:sz w:val="18"/>
+              </w:rPr>
+              <w:t>{стоянка12}</w:t>
+            </w:r>
+          </w:p>
+        </w:tc>
+        <w:tc>
+          <w:tcPr>
+            <w:tcW w:w="1265" w:type="dxa"/>
+            <w:gridSpan w:val="3"/>
+            <w:vAlign w:val="center"/>
+          </w:tcPr>
+          <w:p>
+            <w:pPr>
+              <w:pStyle w:val="TableParagraph"/>
+              <w:jc w:val="center"/>
+              <w:rPr>
+                <w:sz w:val="18"/>
+              </w:rPr>
+            </w:pPr>
+            <w:r>
+              <w:rPr>
+                <w:sz w:val="18"/>
+              </w:rPr>
+              <w:t>{витрачено12}</w:t>
+            </w:r>
+          </w:p>
+        </w:tc>
+        <w:tc>
+          <w:tcPr>
+            <w:tcW w:w="1282" w:type="dxa"/>
+            <w:gridSpan w:val="3"/>
+            <w:vAlign w:val="center"/>
+          </w:tcPr>
+          <w:p>
+            <w:pPr>
+              <w:pStyle w:val="TableParagraph"/>
+              <w:jc w:val="center"/>
+              <w:rPr>
+                <w:sz w:val="18"/>
+              </w:rPr>
+            </w:pPr>
+            <w:r>
+              <w:rPr>
+                <w:sz w:val="18"/>
+              </w:rPr>
+              <w:t>{належить12}</w:t>
+            </w:r>
+          </w:p>
+        </w:tc>
+        <w:tc>
+          <w:tcPr>
+            <w:tcW w:w="814" w:type="dxa"/>
+            <w:gridSpan w:val="2"/>
+            <w:vAlign w:val="center"/>
+          </w:tcPr>
+          <w:p>
+            <w:pPr>
+              <w:pStyle w:val="TableParagraph"/>
+              <w:jc w:val="center"/>
+              <w:rPr>
+                <w:sz w:val="18"/>
+              </w:rPr>
+            </w:pPr>
+            <w:r>
+              <w:rPr>
+                <w:sz w:val="18"/>
+              </w:rPr>
+              <w:t>{економія12}</w:t>
+            </w:r>
+          </w:p>
+        </w:tc>
+        <w:tc>
+          <w:tcPr>
+            <w:tcW w:w="887" w:type="dxa"/>
+            <w:vAlign w:val="center"/>
+          </w:tcPr>
+          <w:p>
+            <w:pPr>
+              <w:pStyle w:val="TableParagraph"/>
+              <w:jc w:val="center"/>
+              <w:rPr>
+                <w:sz w:val="18"/>
+              </w:rPr>
+            </w:pPr>
+            <w:r>
+              <w:rPr>
+                <w:sz w:val="18"/>
+              </w:rPr>
+              <w:t>{перевитрата12}</w:t>
+            </w:r>
+          </w:p>
+        </w:tc>
+        <w:tc>
+          <w:tcPr>
+            <w:tcW w:w="371" w:type="dxa"/>
+            <w:vMerge/>
+            <w:tcBorders>
+              <w:top w:val="nil"/>
+            </w:tcBorders>
+          </w:tcPr>
+          <w:p>
+            <w:pPr>
+              <w:rPr>
+                <w:sz w:val="2"/>
+                <w:szCs w:val="2"/>
+              </w:rPr>
+            </w:pPr>
+          </w:p>
+        </w:tc>
+      </w:tr>
+      <w:tr>
+        <w:trPr>
+          <w:trHeight w:val="288"/>
+        </w:trPr>
+        <w:tc>
+          <w:tcPr>
+            <w:tcW w:w="449" w:type="dxa"/>
+            <w:vMerge/>
+            <w:tcBorders>
+              <w:top w:val="nil"/>
+            </w:tcBorders>
+            <w:textDirection w:val="btLr"/>
+          </w:tcPr>
+          <w:p>
+            <w:pPr>
+              <w:rPr>
+                <w:sz w:val="2"/>
+                <w:szCs w:val="2"/>
+              </w:rPr>
+            </w:pPr>
+          </w:p>
+        </w:tc>
+        <w:tc>
+          <w:tcPr>
+            <w:tcW w:w="2516" w:type="dxa"/>
+            <w:vMerge/>
+            <w:tcBorders>
+              <w:top w:val="nil"/>
+            </w:tcBorders>
+            <w:textDirection w:val="btLr"/>
+          </w:tcPr>
+          <w:p>
+            <w:pPr>
+              <w:rPr>
+                <w:sz w:val="2"/>
+                <w:szCs w:val="2"/>
+              </w:rPr>
+            </w:pPr>
+          </w:p>
+        </w:tc>
+        <w:tc>
+          <w:tcPr>
+            <w:tcW w:w="138" w:type="dxa"/>
+            <w:vMerge/>
+            <w:tcBorders>
+              <w:top w:val="nil"/>
+            </w:tcBorders>
+          </w:tcPr>
+          <w:p>
+            <w:pPr>
+              <w:rPr>
+                <w:sz w:val="2"/>
+                <w:szCs w:val="2"/>
+              </w:rPr>
+            </w:pPr>
+          </w:p>
+        </w:tc>
+        <w:tc>
+          <w:tcPr>
+            <w:tcW w:w="113" w:type="dxa"/>
+            <w:vMerge/>
+            <w:tcBorders>
+              <w:top w:val="nil"/>
+              <w:right w:val="nil"/>
+            </w:tcBorders>
+          </w:tcPr>
+          <w:p>
+            <w:pPr>
+              <w:rPr>
+                <w:sz w:val="2"/>
+                <w:szCs w:val="2"/>
+              </w:rPr>
+            </w:pPr>
+          </w:p>
+        </w:tc>
+        <w:tc>
+          <w:tcPr>
+            <w:tcW w:w="2203" w:type="dxa"/>
+            <w:gridSpan w:val="3"/>
+            <w:vAlign w:val="center"/>
+          </w:tcPr>
+          <w:p>
+            <w:pPr>
+              <w:pStyle w:val="TableParagraph"/>
+              <w:rPr>
+                <w:sz w:val="18"/>
+              </w:rPr>
+            </w:pPr>
+            <w:r>
+              <w:rPr>
+                <w:sz w:val="18"/>
+              </w:rPr>
+              <w:t>{найменування13}</w:t>
+            </w:r>
+          </w:p>
+        </w:tc>
+        <w:tc>
+          <w:tcPr>
+            <w:tcW w:w="990" w:type="dxa"/>
+            <w:gridSpan w:val="2"/>
+            <w:vAlign w:val="center"/>
+          </w:tcPr>
+          <w:p>
+            <w:pPr>
+              <w:pStyle w:val="TableParagraph"/>
+              <w:jc w:val="center"/>
+              <w:rPr>
+                <w:sz w:val="18"/>
+              </w:rPr>
+            </w:pPr>
+            <w:r>
+              <w:rPr>
+                <w:sz w:val="18"/>
+              </w:rPr>
+              <w:t>{код13}</w:t>
+            </w:r>
+          </w:p>
+        </w:tc>
+        <w:tc>
+          <w:tcPr>
+            <w:tcW w:w="1133" w:type="dxa"/>
+            <w:gridSpan w:val="2"/>
+            <w:vAlign w:val="center"/>
+          </w:tcPr>
+          <w:p>
+            <w:pPr>
+              <w:pStyle w:val="TableParagraph"/>
+              <w:jc w:val="center"/>
+              <w:rPr>
+                <w:sz w:val="18"/>
+              </w:rPr>
+            </w:pPr>
+            <w:r>
+              <w:rPr>
+                <w:sz w:val="18"/>
+              </w:rPr>
+              <w:t>{наявність13}</w:t>
+            </w:r>
+          </w:p>
+        </w:tc>
+        <w:tc>
+          <w:tcPr>
+            <w:tcW w:w="2258" w:type="dxa"/>
+            <w:gridSpan w:val="2"/>
+            <w:vAlign w:val="center"/>
+          </w:tcPr>
+          <w:p>
+            <w:pPr>
+              <w:pStyle w:val="TableParagraph"/>
+              <w:jc w:val="center"/>
+              <w:rPr>
+                <w:sz w:val="18"/>
+              </w:rPr>
+            </w:pPr>
+            <w:r>
+              <w:rPr>
+                <w:sz w:val="18"/>
+              </w:rPr>
+              <w:t>{отримано13}</w:t>
+            </w:r>
+          </w:p>
+        </w:tc>
+        <w:tc>
+          <w:tcPr>
+            <w:tcW w:w="1560" w:type="dxa"/>
+            <w:gridSpan w:val="3"/>
+            <w:vAlign w:val="center"/>
+          </w:tcPr>
+          <w:p>
+            <w:pPr>
+              <w:pStyle w:val="TableParagraph"/>
+              <w:jc w:val="center"/>
+              <w:rPr>
+                <w:sz w:val="18"/>
+              </w:rPr>
+            </w:pPr>
+            <w:r>
+              <w:rPr>
+                <w:sz w:val="18"/>
+              </w:rPr>
+              <w:t>{стоянка13}</w:t>
+            </w:r>
+          </w:p>
+        </w:tc>
+        <w:tc>
+          <w:tcPr>
+            <w:tcW w:w="1265" w:type="dxa"/>
+            <w:gridSpan w:val="3"/>
+            <w:vAlign w:val="center"/>
+          </w:tcPr>
+          <w:p>
+            <w:pPr>
+              <w:pStyle w:val="TableParagraph"/>
+              <w:jc w:val="center"/>
+              <w:rPr>
+                <w:sz w:val="18"/>
+              </w:rPr>
+            </w:pPr>
+            <w:r>
+              <w:rPr>
+                <w:sz w:val="18"/>
+              </w:rPr>
+              <w:t>{витрачено13}</w:t>
+            </w:r>
+          </w:p>
+        </w:tc>
+        <w:tc>
+          <w:tcPr>
+            <w:tcW w:w="1282" w:type="dxa"/>
+            <w:gridSpan w:val="3"/>
+            <w:vAlign w:val="center"/>
+          </w:tcPr>
+          <w:p>
+            <w:pPr>
+              <w:pStyle w:val="TableParagraph"/>
+              <w:jc w:val="center"/>
+              <w:rPr>
+                <w:sz w:val="18"/>
+              </w:rPr>
+            </w:pPr>
+            <w:r>
+              <w:rPr>
+                <w:sz w:val="18"/>
+              </w:rPr>
+              <w:t>{належить13}</w:t>
+            </w:r>
+          </w:p>
+        </w:tc>
+        <w:tc>
+          <w:tcPr>
+            <w:tcW w:w="814" w:type="dxa"/>
+            <w:gridSpan w:val="2"/>
+            <w:vAlign w:val="center"/>
+          </w:tcPr>
+          <w:p>
+            <w:pPr>
+              <w:pStyle w:val="TableParagraph"/>
+              <w:jc w:val="center"/>
+              <w:rPr>
+                <w:sz w:val="18"/>
+              </w:rPr>
+            </w:pPr>
+            <w:r>
+              <w:rPr>
+                <w:sz w:val="18"/>
+              </w:rPr>
+              <w:t>{економія13}</w:t>
+            </w:r>
+          </w:p>
+        </w:tc>
+        <w:tc>
+          <w:tcPr>
+            <w:tcW w:w="887" w:type="dxa"/>
+            <w:vAlign w:val="center"/>
+          </w:tcPr>
+          <w:p>
+            <w:pPr>
+              <w:pStyle w:val="TableParagraph"/>
+              <w:jc w:val="center"/>
+              <w:rPr>
+                <w:sz w:val="18"/>
+              </w:rPr>
+            </w:pPr>
+            <w:r>
+              <w:rPr>
+                <w:sz w:val="18"/>
+              </w:rPr>
+              <w:t>{перевитрата13}</w:t>
+            </w:r>
+          </w:p>
+        </w:tc>
+        <w:tc>
+          <w:tcPr>
+            <w:tcW w:w="371" w:type="dxa"/>
+            <w:vMerge/>
+            <w:tcBorders>
+              <w:top w:val="nil"/>
+            </w:tcBorders>
+          </w:tcPr>
+          <w:p>
+            <w:pPr>
+              <w:rPr>
+                <w:sz w:val="2"/>
+                <w:szCs w:val="2"/>
+              </w:rPr>
+            </w:pPr>
+          </w:p>
+        </w:tc>
+      </w:tr>
+      <w:tr>
+        <w:trPr>
+          <w:trHeight w:val="288"/>
+        </w:trPr>
+        <w:tc>
+          <w:tcPr>
+            <w:tcW w:w="449" w:type="dxa"/>
+            <w:vMerge/>
+            <w:tcBorders>
+              <w:top w:val="nil"/>
+            </w:tcBorders>
+            <w:textDirection w:val="btLr"/>
+          </w:tcPr>
+          <w:p>
+            <w:pPr>
+              <w:rPr>
+                <w:sz w:val="2"/>
+                <w:szCs w:val="2"/>
+              </w:rPr>
+            </w:pPr>
+          </w:p>
+        </w:tc>
+        <w:tc>
+          <w:tcPr>
+            <w:tcW w:w="2516" w:type="dxa"/>
+            <w:vMerge/>
+            <w:tcBorders>
+              <w:top w:val="nil"/>
+            </w:tcBorders>
+            <w:textDirection w:val="btLr"/>
+          </w:tcPr>
+          <w:p>
+            <w:pPr>
+              <w:rPr>
+                <w:sz w:val="2"/>
+                <w:szCs w:val="2"/>
+              </w:rPr>
+            </w:pPr>
+          </w:p>
+        </w:tc>
+        <w:tc>
+          <w:tcPr>
+            <w:tcW w:w="138" w:type="dxa"/>
+            <w:vMerge/>
+            <w:tcBorders>
+              <w:top w:val="nil"/>
+            </w:tcBorders>
+          </w:tcPr>
+          <w:p>
+            <w:pPr>
+              <w:rPr>
+                <w:sz w:val="2"/>
+                <w:szCs w:val="2"/>
+              </w:rPr>
+            </w:pPr>
+          </w:p>
+        </w:tc>
+        <w:tc>
+          <w:tcPr>
+            <w:tcW w:w="113" w:type="dxa"/>
+            <w:vMerge/>
+            <w:tcBorders>
+              <w:top w:val="nil"/>
+              <w:right w:val="nil"/>
+            </w:tcBorders>
+          </w:tcPr>
+          <w:p>
+            <w:pPr>
+              <w:rPr>
+                <w:sz w:val="2"/>
+                <w:szCs w:val="2"/>
+              </w:rPr>
+            </w:pPr>
+          </w:p>
+        </w:tc>
+        <w:tc>
+          <w:tcPr>
+            <w:tcW w:w="2203" w:type="dxa"/>
+            <w:gridSpan w:val="3"/>
+            <w:vAlign w:val="center"/>
+          </w:tcPr>
+          <w:p>
+            <w:pPr>
+              <w:pStyle w:val="TableParagraph"/>
+              <w:rPr>
+                <w:sz w:val="18"/>
+              </w:rPr>
+            </w:pPr>
+            <w:r>
+              <w:rPr>
+                <w:sz w:val="18"/>
+              </w:rPr>
+              <w:t>{найменування14}</w:t>
+            </w:r>
+          </w:p>
+        </w:tc>
+        <w:tc>
+          <w:tcPr>
+            <w:tcW w:w="990" w:type="dxa"/>
+            <w:gridSpan w:val="2"/>
+            <w:vAlign w:val="center"/>
+          </w:tcPr>
+          <w:p>
+            <w:pPr>
+              <w:pStyle w:val="TableParagraph"/>
+              <w:jc w:val="center"/>
+              <w:rPr>
+                <w:sz w:val="18"/>
+              </w:rPr>
+            </w:pPr>
+            <w:r>
+              <w:rPr>
+                <w:sz w:val="18"/>
+              </w:rPr>
+              <w:t>{код14}</w:t>
+            </w:r>
+          </w:p>
+        </w:tc>
+        <w:tc>
+          <w:tcPr>
+            <w:tcW w:w="1133" w:type="dxa"/>
+            <w:gridSpan w:val="2"/>
+            <w:vAlign w:val="center"/>
+          </w:tcPr>
+          <w:p>
+            <w:pPr>
+              <w:pStyle w:val="TableParagraph"/>
+              <w:jc w:val="center"/>
+              <w:rPr>
+                <w:sz w:val="18"/>
+              </w:rPr>
+            </w:pPr>
+            <w:r>
+              <w:rPr>
+                <w:sz w:val="18"/>
+              </w:rPr>
+              <w:t>{наявність14}</w:t>
+            </w:r>
+          </w:p>
+        </w:tc>
+        <w:tc>
+          <w:tcPr>
+            <w:tcW w:w="2258" w:type="dxa"/>
+            <w:gridSpan w:val="2"/>
+            <w:vAlign w:val="center"/>
+          </w:tcPr>
+          <w:p>
+            <w:pPr>
+              <w:pStyle w:val="TableParagraph"/>
+              <w:jc w:val="center"/>
+              <w:rPr>
+                <w:sz w:val="18"/>
+              </w:rPr>
+            </w:pPr>
+            <w:r>
+              <w:rPr>
+                <w:sz w:val="18"/>
+              </w:rPr>
+              <w:t>{отримано14}</w:t>
+            </w:r>
+          </w:p>
+        </w:tc>
+        <w:tc>
+          <w:tcPr>
+            <w:tcW w:w="1560" w:type="dxa"/>
+            <w:gridSpan w:val="3"/>
+            <w:vAlign w:val="center"/>
+          </w:tcPr>
+          <w:p>
+            <w:pPr>
+              <w:pStyle w:val="TableParagraph"/>
+              <w:jc w:val="center"/>
+              <w:rPr>
+                <w:sz w:val="18"/>
+              </w:rPr>
+            </w:pPr>
+            <w:r>
+              <w:rPr>
+                <w:sz w:val="18"/>
+              </w:rPr>
+              <w:t>{стоянка14}</w:t>
+            </w:r>
+          </w:p>
+        </w:tc>
+        <w:tc>
+          <w:tcPr>
+            <w:tcW w:w="1265" w:type="dxa"/>
+            <w:gridSpan w:val="3"/>
+            <w:vAlign w:val="center"/>
+          </w:tcPr>
+          <w:p>
+            <w:pPr>
+              <w:pStyle w:val="TableParagraph"/>
+              <w:jc w:val="center"/>
+              <w:rPr>
+                <w:sz w:val="18"/>
+              </w:rPr>
+            </w:pPr>
+            <w:r>
+              <w:rPr>
+                <w:sz w:val="18"/>
+              </w:rPr>
+              <w:t>{витрачено14}</w:t>
+            </w:r>
+          </w:p>
+        </w:tc>
+        <w:tc>
+          <w:tcPr>
+            <w:tcW w:w="1282" w:type="dxa"/>
+            <w:gridSpan w:val="3"/>
+            <w:vAlign w:val="center"/>
+          </w:tcPr>
+          <w:p>
+            <w:pPr>
+              <w:pStyle w:val="TableParagraph"/>
+              <w:jc w:val="center"/>
+              <w:rPr>
+                <w:sz w:val="18"/>
+              </w:rPr>
+            </w:pPr>
+            <w:r>
+              <w:rPr>
+                <w:sz w:val="18"/>
+              </w:rPr>
+              <w:t>{належить14}</w:t>
+            </w:r>
+          </w:p>
+        </w:tc>
+        <w:tc>
+          <w:tcPr>
+            <w:tcW w:w="814" w:type="dxa"/>
+            <w:gridSpan w:val="2"/>
+            <w:vAlign w:val="center"/>
+          </w:tcPr>
+          <w:p>
+            <w:pPr>
+              <w:pStyle w:val="TableParagraph"/>
+              <w:jc w:val="center"/>
+              <w:rPr>
+                <w:sz w:val="18"/>
+              </w:rPr>
+            </w:pPr>
+            <w:r>
+              <w:rPr>
+                <w:sz w:val="18"/>
+              </w:rPr>
+              <w:t>{економія14}</w:t>
+            </w:r>
+          </w:p>
+        </w:tc>
+        <w:tc>
+          <w:tcPr>
+            <w:tcW w:w="887" w:type="dxa"/>
+            <w:vAlign w:val="center"/>
+          </w:tcPr>
+          <w:p>
+            <w:pPr>
+              <w:pStyle w:val="TableParagraph"/>
+              <w:jc w:val="center"/>
+              <w:rPr>
+                <w:sz w:val="18"/>
+              </w:rPr>
+            </w:pPr>
+            <w:r>
+              <w:rPr>
+                <w:sz w:val="18"/>
+              </w:rPr>
+              <w:t>{перевитрата14}</w:t>
             </w:r>
           </w:p>
         </w:tc>
